--- a/pr-preview/pr-416/algebra-exponentials.docx
+++ b/pr-preview/pr-416/algebra-exponentials.docx
@@ -15,7 +15,7 @@
         <w:pStyle w:val="Date"/>
       </w:pPr>
       <w:r>
-        <w:t xml:space="preserve">Last modified: 2026-10-19 04:35:02 (PDT)</w:t>
+        <w:t xml:space="preserve">Last modified: 2026-10-19 09:39:40 (PDT)</w:t>
       </w:r>
     </w:p>
     <w:bookmarkStart w:id="30" w:name="sec-polynomials"/>
@@ -9916,16 +9916,16 @@
     </w:p>
     <w:bookmarkEnd w:id="48"/>
     <w:bookmarkEnd w:id="49"/>
-    <w:bookmarkStart w:id="130" w:name="exponentials-and-logarithms"/>
+    <w:bookmarkStart w:id="61" w:name="sec-series"/>
     <w:p>
       <w:pPr>
         <w:pStyle w:val="Heading2"/>
       </w:pPr>
       <w:r>
-        <w:t xml:space="preserve">4 Exponentials and Logarithms</w:t>
+        <w:t xml:space="preserve">4 Series</w:t>
       </w:r>
     </w:p>
-    <w:bookmarkStart w:id="50" w:name="def-exponential-function"/>
+    <w:bookmarkStart w:id="51" w:name="def-non-decreasing"/>
     <w:p>
       <w:pPr>
         <w:pStyle w:val="FirstParagraph"/>
@@ -9935,7 +9935,3322 @@
           <w:b/>
           <w:bCs/>
         </w:rPr>
-        <w:t xml:space="preserve">Definition 17 (Exponential function)</w:t>
+        <w:t xml:space="preserve">Definition 17 (Non-decreasing sequence)</w:t>
+      </w:r>
+      <w:r>
+        <w:t xml:space="preserve"> </w:t>
+      </w:r>
+      <w:r>
+        <w:t xml:space="preserve">A</w:t>
+      </w:r>
+      <w:r>
+        <w:t xml:space="preserve"> </w:t>
+      </w:r>
+      <w:hyperlink r:id="rId41">
+        <w:r>
+          <w:rPr>
+            <w:rStyle w:val="Hyperlink"/>
+          </w:rPr>
+          <w:t xml:space="preserve">sequence</w:t>
+        </w:r>
+      </w:hyperlink>
+      <w:r>
+        <w:t xml:space="preserve"> </w:t>
+      </w:r>
+      <m:oMath>
+        <m:sSub>
+          <m:e>
+            <m:r>
+              <m:t>a</m:t>
+            </m:r>
+          </m:e>
+          <m:sub>
+            <m:r>
+              <m:t>1</m:t>
+            </m:r>
+          </m:sub>
+        </m:sSub>
+        <m:r>
+          <m:rPr>
+            <m:sty m:val="p"/>
+          </m:rPr>
+          <m:t>,</m:t>
+        </m:r>
+        <m:sSub>
+          <m:e>
+            <m:r>
+              <m:t>a</m:t>
+            </m:r>
+          </m:e>
+          <m:sub>
+            <m:r>
+              <m:t>2</m:t>
+            </m:r>
+          </m:sub>
+        </m:sSub>
+        <m:r>
+          <m:rPr>
+            <m:sty m:val="p"/>
+          </m:rPr>
+          <m:t>,</m:t>
+        </m:r>
+        <m:r>
+          <m:rPr>
+            <m:sty m:val="p"/>
+          </m:rPr>
+          <m:t>…</m:t>
+        </m:r>
+      </m:oMath>
+      <w:r>
+        <w:t xml:space="preserve"> </w:t>
+      </w:r>
+      <w:r>
+        <w:t xml:space="preserve">of real numbers or of</w:t>
+      </w:r>
+      <w:r>
+        <w:t xml:space="preserve"> </w:t>
+      </w:r>
+      <w:hyperlink r:id="rId50">
+        <w:r>
+          <w:rPr>
+            <w:rStyle w:val="Hyperlink"/>
+          </w:rPr>
+          <w:t xml:space="preserve">extended non-negative reals</w:t>
+        </w:r>
+      </w:hyperlink>
+      <w:r>
+        <w:t xml:space="preserve"> </w:t>
+      </w:r>
+      <w:r>
+        <w:t xml:space="preserve">is</w:t>
+      </w:r>
+      <w:r>
+        <w:t xml:space="preserve"> </w:t>
+      </w:r>
+      <w:r>
+        <w:rPr>
+          <w:b/>
+          <w:bCs/>
+        </w:rPr>
+        <w:t xml:space="preserve">non-decreasing</w:t>
+      </w:r>
+      <w:r>
+        <w:t xml:space="preserve"> </w:t>
+      </w:r>
+      <w:r>
+        <w:t xml:space="preserve">if each term is at least as large as the one before it:</w:t>
+      </w:r>
+    </w:p>
+    <w:p>
+      <w:pPr>
+        <w:pStyle w:val="BodyText"/>
+      </w:pPr>
+      <m:oMathPara>
+        <m:oMathParaPr>
+          <m:jc m:val="center"/>
+        </m:oMathParaPr>
+        <m:oMath>
+          <m:sSub>
+            <m:e>
+              <m:r>
+                <m:t>a</m:t>
+              </m:r>
+            </m:e>
+            <m:sub>
+              <m:r>
+                <m:t>n</m:t>
+              </m:r>
+            </m:sub>
+          </m:sSub>
+          <m:r>
+            <m:rPr>
+              <m:sty m:val="p"/>
+            </m:rPr>
+            <m:t>≤</m:t>
+          </m:r>
+          <m:sSub>
+            <m:e>
+              <m:r>
+                <m:t>a</m:t>
+              </m:r>
+            </m:e>
+            <m:sub>
+              <m:r>
+                <m:t>n</m:t>
+              </m:r>
+              <m:r>
+                <m:rPr>
+                  <m:sty m:val="p"/>
+                </m:rPr>
+                <m:t>+</m:t>
+              </m:r>
+              <m:r>
+                <m:t>1</m:t>
+              </m:r>
+            </m:sub>
+          </m:sSub>
+          <m:r>
+            <m:t> </m:t>
+          </m:r>
+          <m:r>
+            <m:rPr>
+              <m:nor/>
+              <m:sty m:val="p"/>
+            </m:rPr>
+            <m:t>for every </m:t>
+          </m:r>
+          <m:r>
+            <m:t>n</m:t>
+          </m:r>
+          <m:r>
+            <m:rPr>
+              <m:sty m:val="p"/>
+            </m:rPr>
+            <m:t>∈</m:t>
+          </m:r>
+          <m:r>
+            <m:rPr>
+              <m:scr m:val="double-struck"/>
+              <m:sty m:val="p"/>
+            </m:rPr>
+            <m:t>N</m:t>
+          </m:r>
+        </m:oMath>
+      </m:oMathPara>
+    </w:p>
+    <w:bookmarkEnd w:id="51"/>
+    <w:bookmarkStart w:id="52" w:name="exm-non-decreasing"/>
+    <w:p>
+      <w:pPr>
+        <w:pStyle w:val="FirstParagraph"/>
+      </w:pPr>
+      <w:r>
+        <w:rPr>
+          <w:b/>
+          <w:bCs/>
+        </w:rPr>
+        <w:t xml:space="preserve">Example 10 (Non-decreasing and not)</w:t>
+      </w:r>
+      <w:r>
+        <w:t xml:space="preserve"> </w:t>
+      </w:r>
+      <w:r>
+        <w:t xml:space="preserve"> </w:t>
+      </w:r>
+    </w:p>
+    <w:p>
+      <w:pPr>
+        <w:numPr>
+          <w:ilvl w:val="0"/>
+          <w:numId w:val="1008"/>
+        </w:numPr>
+      </w:pPr>
+      <m:oMath>
+        <m:r>
+          <m:t>1</m:t>
+        </m:r>
+        <m:r>
+          <m:rPr>
+            <m:sty m:val="p"/>
+          </m:rPr>
+          <m:t>,</m:t>
+        </m:r>
+        <m:r>
+          <m:t>2</m:t>
+        </m:r>
+        <m:r>
+          <m:rPr>
+            <m:sty m:val="p"/>
+          </m:rPr>
+          <m:t>,</m:t>
+        </m:r>
+        <m:r>
+          <m:t>2</m:t>
+        </m:r>
+        <m:r>
+          <m:rPr>
+            <m:sty m:val="p"/>
+          </m:rPr>
+          <m:t>,</m:t>
+        </m:r>
+        <m:r>
+          <m:t>3</m:t>
+        </m:r>
+        <m:r>
+          <m:rPr>
+            <m:sty m:val="p"/>
+          </m:rPr>
+          <m:t>,</m:t>
+        </m:r>
+        <m:r>
+          <m:t>3</m:t>
+        </m:r>
+        <m:r>
+          <m:rPr>
+            <m:sty m:val="p"/>
+          </m:rPr>
+          <m:t>,</m:t>
+        </m:r>
+        <m:r>
+          <m:t>3</m:t>
+        </m:r>
+        <m:r>
+          <m:rPr>
+            <m:sty m:val="p"/>
+          </m:rPr>
+          <m:t>,</m:t>
+        </m:r>
+        <m:r>
+          <m:rPr>
+            <m:sty m:val="p"/>
+          </m:rPr>
+          <m:t>…</m:t>
+        </m:r>
+      </m:oMath>
+      <w:r>
+        <w:t xml:space="preserve"> </w:t>
+      </w:r>
+      <w:r>
+        <w:t xml:space="preserve">is non-decreasing:</w:t>
+      </w:r>
+      <w:r>
+        <w:t xml:space="preserve"> </w:t>
+      </w:r>
+      <w:r>
+        <w:t xml:space="preserve">a term may equal the one before it.</w:t>
+      </w:r>
+    </w:p>
+    <w:p>
+      <w:pPr>
+        <w:numPr>
+          <w:ilvl w:val="0"/>
+          <w:numId w:val="1008"/>
+        </w:numPr>
+      </w:pPr>
+      <m:oMath>
+        <m:r>
+          <m:t>1</m:t>
+        </m:r>
+        <m:r>
+          <m:rPr>
+            <m:sty m:val="p"/>
+          </m:rPr>
+          <m:t>,</m:t>
+        </m:r>
+        <m:r>
+          <m:t>2</m:t>
+        </m:r>
+        <m:r>
+          <m:rPr>
+            <m:sty m:val="p"/>
+          </m:rPr>
+          <m:t>,</m:t>
+        </m:r>
+        <m:r>
+          <m:rPr>
+            <m:sty m:val="p"/>
+          </m:rPr>
+          <m:t>∞</m:t>
+        </m:r>
+        <m:r>
+          <m:rPr>
+            <m:sty m:val="p"/>
+          </m:rPr>
+          <m:t>,</m:t>
+        </m:r>
+        <m:r>
+          <m:rPr>
+            <m:sty m:val="p"/>
+          </m:rPr>
+          <m:t>∞</m:t>
+        </m:r>
+        <m:r>
+          <m:rPr>
+            <m:sty m:val="p"/>
+          </m:rPr>
+          <m:t>,</m:t>
+        </m:r>
+        <m:r>
+          <m:rPr>
+            <m:sty m:val="p"/>
+          </m:rPr>
+          <m:t>…</m:t>
+        </m:r>
+      </m:oMath>
+      <w:r>
+        <w:t xml:space="preserve"> </w:t>
+      </w:r>
+      <w:r>
+        <w:t xml:space="preserve">is non-decreasing,</w:t>
+      </w:r>
+      <w:r>
+        <w:t xml:space="preserve"> </w:t>
+      </w:r>
+      <w:r>
+        <w:t xml:space="preserve">because</w:t>
+      </w:r>
+      <w:r>
+        <w:t xml:space="preserve"> </w:t>
+      </w:r>
+      <m:oMath>
+        <m:r>
+          <m:rPr>
+            <m:sty m:val="p"/>
+          </m:rPr>
+          <m:t>∞</m:t>
+        </m:r>
+      </m:oMath>
+      <w:r>
+        <w:t xml:space="preserve"> </w:t>
+      </w:r>
+      <w:r>
+        <w:t xml:space="preserve">is greater than every real number.</w:t>
+      </w:r>
+    </w:p>
+    <w:p>
+      <w:pPr>
+        <w:numPr>
+          <w:ilvl w:val="0"/>
+          <w:numId w:val="1008"/>
+        </w:numPr>
+      </w:pPr>
+      <m:oMath>
+        <m:r>
+          <m:t>1</m:t>
+        </m:r>
+        <m:r>
+          <m:rPr>
+            <m:sty m:val="p"/>
+          </m:rPr>
+          <m:t>,</m:t>
+        </m:r>
+        <m:f>
+          <m:fPr>
+            <m:type m:val="bar"/>
+          </m:fPr>
+          <m:num>
+            <m:r>
+              <m:t>1</m:t>
+            </m:r>
+          </m:num>
+          <m:den>
+            <m:r>
+              <m:t>2</m:t>
+            </m:r>
+          </m:den>
+        </m:f>
+        <m:r>
+          <m:rPr>
+            <m:sty m:val="p"/>
+          </m:rPr>
+          <m:t>,</m:t>
+        </m:r>
+        <m:f>
+          <m:fPr>
+            <m:type m:val="bar"/>
+          </m:fPr>
+          <m:num>
+            <m:r>
+              <m:t>1</m:t>
+            </m:r>
+          </m:num>
+          <m:den>
+            <m:r>
+              <m:t>3</m:t>
+            </m:r>
+          </m:den>
+        </m:f>
+        <m:r>
+          <m:rPr>
+            <m:sty m:val="p"/>
+          </m:rPr>
+          <m:t>,</m:t>
+        </m:r>
+        <m:r>
+          <m:rPr>
+            <m:sty m:val="p"/>
+          </m:rPr>
+          <m:t>…</m:t>
+        </m:r>
+      </m:oMath>
+      <w:r>
+        <w:t xml:space="preserve"> </w:t>
+      </w:r>
+      <w:r>
+        <w:t xml:space="preserve">is not non-decreasing,</w:t>
+      </w:r>
+      <w:r>
+        <w:t xml:space="preserve"> </w:t>
+      </w:r>
+      <w:r>
+        <w:t xml:space="preserve">because</w:t>
+      </w:r>
+    </w:p>
+    <w:p>
+      <w:pPr>
+        <w:pStyle w:val="BodyText"/>
+      </w:pPr>
+      <m:oMathPara>
+        <m:oMathParaPr>
+          <m:jc m:val="center"/>
+        </m:oMathParaPr>
+        <m:oMath>
+          <m:eqArr>
+            <m:e>
+              <m:sSub>
+                <m:e>
+                  <m:r>
+                    <m:t>a</m:t>
+                  </m:r>
+                </m:e>
+                <m:sub>
+                  <m:r>
+                    <m:t>2</m:t>
+                  </m:r>
+                </m:sub>
+              </m:sSub>
+              <m:r>
+                <m:t>&amp;</m:t>
+              </m:r>
+              <m:r>
+                <m:rPr>
+                  <m:sty m:val="p"/>
+                </m:rPr>
+                <m:t>=</m:t>
+              </m:r>
+              <m:f>
+                <m:fPr>
+                  <m:type m:val="bar"/>
+                </m:fPr>
+                <m:num>
+                  <m:r>
+                    <m:t>1</m:t>
+                  </m:r>
+                </m:num>
+                <m:den>
+                  <m:r>
+                    <m:t>2</m:t>
+                  </m:r>
+                </m:den>
+              </m:f>
+            </m:e>
+            <m:e>
+              <m:r>
+                <m:t>&amp;</m:t>
+              </m:r>
+              <m:r>
+                <m:rPr>
+                  <m:sty m:val="p"/>
+                </m:rPr>
+                <m:t>&lt;</m:t>
+              </m:r>
+              <m:r>
+                <m:t>1</m:t>
+              </m:r>
+            </m:e>
+            <m:e>
+              <m:r>
+                <m:t>&amp;</m:t>
+              </m:r>
+              <m:r>
+                <m:rPr>
+                  <m:sty m:val="p"/>
+                </m:rPr>
+                <m:t>=</m:t>
+              </m:r>
+              <m:sSub>
+                <m:e>
+                  <m:r>
+                    <m:t>a</m:t>
+                  </m:r>
+                </m:e>
+                <m:sub>
+                  <m:r>
+                    <m:t>1</m:t>
+                  </m:r>
+                </m:sub>
+              </m:sSub>
+              <m:r>
+                <m:rPr>
+                  <m:sty m:val="p"/>
+                </m:rPr>
+                <m:t>.</m:t>
+              </m:r>
+            </m:e>
+          </m:eqArr>
+        </m:oMath>
+      </m:oMathPara>
+    </w:p>
+    <w:bookmarkEnd w:id="52"/>
+    <w:bookmarkStart w:id="54" w:name="def-partial-sum"/>
+    <w:p>
+      <w:pPr>
+        <w:pStyle w:val="FirstParagraph"/>
+      </w:pPr>
+      <w:r>
+        <w:rPr>
+          <w:b/>
+          <w:bCs/>
+        </w:rPr>
+        <w:t xml:space="preserve">Definition 18 (Partial sum)</w:t>
+      </w:r>
+      <w:r>
+        <w:t xml:space="preserve"> </w:t>
+      </w:r>
+      <w:r>
+        <w:t xml:space="preserve">Let</w:t>
+      </w:r>
+      <w:r>
+        <w:t xml:space="preserve"> </w:t>
+      </w:r>
+      <m:oMath>
+        <m:sSub>
+          <m:e>
+            <m:r>
+              <m:t>a</m:t>
+            </m:r>
+          </m:e>
+          <m:sub>
+            <m:r>
+              <m:t>1</m:t>
+            </m:r>
+          </m:sub>
+        </m:sSub>
+        <m:r>
+          <m:rPr>
+            <m:sty m:val="p"/>
+          </m:rPr>
+          <m:t>,</m:t>
+        </m:r>
+        <m:sSub>
+          <m:e>
+            <m:r>
+              <m:t>a</m:t>
+            </m:r>
+          </m:e>
+          <m:sub>
+            <m:r>
+              <m:t>2</m:t>
+            </m:r>
+          </m:sub>
+        </m:sSub>
+        <m:r>
+          <m:rPr>
+            <m:sty m:val="p"/>
+          </m:rPr>
+          <m:t>,</m:t>
+        </m:r>
+        <m:r>
+          <m:rPr>
+            <m:sty m:val="p"/>
+          </m:rPr>
+          <m:t>…</m:t>
+        </m:r>
+      </m:oMath>
+      <w:r>
+        <w:t xml:space="preserve"> </w:t>
+      </w:r>
+      <w:r>
+        <w:t xml:space="preserve">be a</w:t>
+      </w:r>
+      <w:r>
+        <w:t xml:space="preserve"> </w:t>
+      </w:r>
+      <w:hyperlink r:id="rId41">
+        <w:r>
+          <w:rPr>
+            <w:rStyle w:val="Hyperlink"/>
+          </w:rPr>
+          <w:t xml:space="preserve">sequence</w:t>
+        </w:r>
+      </w:hyperlink>
+      <w:r>
+        <w:t xml:space="preserve"> </w:t>
+      </w:r>
+      <w:r>
+        <w:t xml:space="preserve">of real numbers or of</w:t>
+      </w:r>
+      <w:r>
+        <w:t xml:space="preserve"> </w:t>
+      </w:r>
+      <w:hyperlink r:id="rId50">
+        <w:r>
+          <w:rPr>
+            <w:rStyle w:val="Hyperlink"/>
+          </w:rPr>
+          <w:t xml:space="preserve">extended non-negative reals</w:t>
+        </w:r>
+      </w:hyperlink>
+      <w:r>
+        <w:t xml:space="preserve">.</w:t>
+      </w:r>
+      <w:r>
+        <w:t xml:space="preserve"> </w:t>
+      </w:r>
+      <w:r>
+        <w:t xml:space="preserve">For each</w:t>
+      </w:r>
+      <w:r>
+        <w:t xml:space="preserve"> </w:t>
+      </w:r>
+      <m:oMath>
+        <m:r>
+          <m:t>n</m:t>
+        </m:r>
+        <m:r>
+          <m:rPr>
+            <m:sty m:val="p"/>
+          </m:rPr>
+          <m:t>∈</m:t>
+        </m:r>
+        <m:r>
+          <m:rPr>
+            <m:scr m:val="double-struck"/>
+            <m:sty m:val="p"/>
+          </m:rPr>
+          <m:t>N</m:t>
+        </m:r>
+      </m:oMath>
+      <w:r>
+        <w:t xml:space="preserve">, its</w:t>
+      </w:r>
+      <w:r>
+        <w:t xml:space="preserve"> </w:t>
+      </w:r>
+      <m:oMath>
+        <m:r>
+          <m:t>n</m:t>
+        </m:r>
+      </m:oMath>
+      <w:r>
+        <w:t xml:space="preserve">th</w:t>
+      </w:r>
+      <w:r>
+        <w:t xml:space="preserve"> </w:t>
+      </w:r>
+      <w:r>
+        <w:rPr>
+          <w:b/>
+          <w:bCs/>
+        </w:rPr>
+        <w:t xml:space="preserve">partial sum</w:t>
+      </w:r>
+      <w:r>
+        <w:t xml:space="preserve"> </w:t>
+      </w:r>
+      <w:r>
+        <w:t xml:space="preserve">[8]</w:t>
+      </w:r>
+      <w:r>
+        <w:t xml:space="preserve"> </w:t>
+      </w:r>
+      <w:r>
+        <w:t xml:space="preserve">is the</w:t>
+      </w:r>
+      <w:r>
+        <w:t xml:space="preserve"> </w:t>
+      </w:r>
+      <w:hyperlink r:id="rId53">
+        <w:r>
+          <w:rPr>
+            <w:rStyle w:val="Hyperlink"/>
+          </w:rPr>
+          <w:t xml:space="preserve">sum</w:t>
+        </w:r>
+      </w:hyperlink>
+      <w:r>
+        <w:t xml:space="preserve"> </w:t>
+      </w:r>
+      <w:r>
+        <w:t xml:space="preserve">of its first</w:t>
+      </w:r>
+      <w:r>
+        <w:t xml:space="preserve"> </w:t>
+      </w:r>
+      <m:oMath>
+        <m:r>
+          <m:t>n</m:t>
+        </m:r>
+      </m:oMath>
+      <w:r>
+        <w:t xml:space="preserve"> </w:t>
+      </w:r>
+      <w:r>
+        <w:t xml:space="preserve">terms:</w:t>
+      </w:r>
+    </w:p>
+    <w:p>
+      <w:pPr>
+        <w:pStyle w:val="BodyText"/>
+      </w:pPr>
+      <m:oMathPara>
+        <m:oMathParaPr>
+          <m:jc m:val="center"/>
+        </m:oMathParaPr>
+        <m:oMath>
+          <m:sSub>
+            <m:e>
+              <m:r>
+                <m:t>s</m:t>
+              </m:r>
+            </m:e>
+            <m:sub>
+              <m:r>
+                <m:t>n</m:t>
+              </m:r>
+            </m:sub>
+          </m:sSub>
+          <m:limUpp>
+            <m:e>
+              <m:r>
+                <m:rPr>
+                  <m:sty m:val="p"/>
+                </m:rPr>
+                <m:t>=</m:t>
+              </m:r>
+            </m:e>
+            <m:lim>
+              <m:r>
+                <m:rPr>
+                  <m:nor/>
+                  <m:sty m:val="p"/>
+                </m:rPr>
+                <m:t>def</m:t>
+              </m:r>
+            </m:lim>
+          </m:limUpp>
+          <m:nary>
+            <m:naryPr>
+              <m:chr m:val="∑"/>
+              <m:limLoc m:val="undOvr"/>
+              <m:subHide m:val="off"/>
+              <m:supHide m:val="off"/>
+            </m:naryPr>
+            <m:sub>
+              <m:r>
+                <m:t>i</m:t>
+              </m:r>
+              <m:r>
+                <m:rPr>
+                  <m:sty m:val="p"/>
+                </m:rPr>
+                <m:t>=</m:t>
+              </m:r>
+              <m:r>
+                <m:t>1</m:t>
+              </m:r>
+            </m:sub>
+            <m:sup>
+              <m:r>
+                <m:t>n</m:t>
+              </m:r>
+            </m:sup>
+            <m:e>
+              <m:sSub>
+                <m:e>
+                  <m:r>
+                    <m:t>a</m:t>
+                  </m:r>
+                </m:e>
+                <m:sub>
+                  <m:r>
+                    <m:t>i</m:t>
+                  </m:r>
+                </m:sub>
+              </m:sSub>
+            </m:e>
+          </m:nary>
+          <m:r>
+            <m:rPr>
+              <m:sty m:val="p"/>
+            </m:rPr>
+            <m:t>=</m:t>
+          </m:r>
+          <m:sSub>
+            <m:e>
+              <m:r>
+                <m:t>a</m:t>
+              </m:r>
+            </m:e>
+            <m:sub>
+              <m:r>
+                <m:t>1</m:t>
+              </m:r>
+            </m:sub>
+          </m:sSub>
+          <m:r>
+            <m:rPr>
+              <m:sty m:val="p"/>
+            </m:rPr>
+            <m:t>+</m:t>
+          </m:r>
+          <m:r>
+            <m:rPr>
+              <m:sty m:val="p"/>
+            </m:rPr>
+            <m:t>⋯</m:t>
+          </m:r>
+          <m:r>
+            <m:rPr>
+              <m:sty m:val="p"/>
+            </m:rPr>
+            <m:t>+</m:t>
+          </m:r>
+          <m:sSub>
+            <m:e>
+              <m:r>
+                <m:t>a</m:t>
+              </m:r>
+            </m:e>
+            <m:sub>
+              <m:r>
+                <m:t>n</m:t>
+              </m:r>
+            </m:sub>
+          </m:sSub>
+        </m:oMath>
+      </m:oMathPara>
+    </w:p>
+    <w:bookmarkEnd w:id="54"/>
+    <w:bookmarkStart w:id="55" w:name="exm-partial-sum"/>
+    <w:p>
+      <w:pPr>
+        <w:pStyle w:val="FirstParagraph"/>
+      </w:pPr>
+      <w:r>
+        <w:rPr>
+          <w:b/>
+          <w:bCs/>
+        </w:rPr>
+        <w:t xml:space="preserve">Example 11 (Partial sums of halves)</w:t>
+      </w:r>
+      <w:r>
+        <w:t xml:space="preserve"> </w:t>
+      </w:r>
+      <w:r>
+        <w:t xml:space="preserve">For</w:t>
+      </w:r>
+      <w:r>
+        <w:t xml:space="preserve"> </w:t>
+      </w:r>
+      <m:oMath>
+        <m:sSub>
+          <m:e>
+            <m:r>
+              <m:t>a</m:t>
+            </m:r>
+          </m:e>
+          <m:sub>
+            <m:r>
+              <m:t>i</m:t>
+            </m:r>
+          </m:sub>
+        </m:sSub>
+        <m:r>
+          <m:rPr>
+            <m:sty m:val="p"/>
+          </m:rPr>
+          <m:t>=</m:t>
+        </m:r>
+        <m:r>
+          <m:t>1</m:t>
+        </m:r>
+        <m:r>
+          <m:rPr>
+            <m:sty m:val="p"/>
+          </m:rPr>
+          <m:t>/</m:t>
+        </m:r>
+        <m:sSup>
+          <m:e>
+            <m:r>
+              <m:t>2</m:t>
+            </m:r>
+          </m:e>
+          <m:sup>
+            <m:r>
+              <m:t>i</m:t>
+            </m:r>
+          </m:sup>
+        </m:sSup>
+      </m:oMath>
+      <w:r>
+        <w:t xml:space="preserve">, the sequence</w:t>
+      </w:r>
+      <w:r>
+        <w:t xml:space="preserve"> </w:t>
+      </w:r>
+      <m:oMath>
+        <m:f>
+          <m:fPr>
+            <m:type m:val="bar"/>
+          </m:fPr>
+          <m:num>
+            <m:r>
+              <m:t>1</m:t>
+            </m:r>
+          </m:num>
+          <m:den>
+            <m:r>
+              <m:t>2</m:t>
+            </m:r>
+          </m:den>
+        </m:f>
+        <m:r>
+          <m:rPr>
+            <m:sty m:val="p"/>
+          </m:rPr>
+          <m:t>,</m:t>
+        </m:r>
+        <m:f>
+          <m:fPr>
+            <m:type m:val="bar"/>
+          </m:fPr>
+          <m:num>
+            <m:r>
+              <m:t>1</m:t>
+            </m:r>
+          </m:num>
+          <m:den>
+            <m:r>
+              <m:t>4</m:t>
+            </m:r>
+          </m:den>
+        </m:f>
+        <m:r>
+          <m:rPr>
+            <m:sty m:val="p"/>
+          </m:rPr>
+          <m:t>,</m:t>
+        </m:r>
+        <m:f>
+          <m:fPr>
+            <m:type m:val="bar"/>
+          </m:fPr>
+          <m:num>
+            <m:r>
+              <m:t>1</m:t>
+            </m:r>
+          </m:num>
+          <m:den>
+            <m:r>
+              <m:t>8</m:t>
+            </m:r>
+          </m:den>
+        </m:f>
+        <m:r>
+          <m:rPr>
+            <m:sty m:val="p"/>
+          </m:rPr>
+          <m:t>,</m:t>
+        </m:r>
+        <m:r>
+          <m:rPr>
+            <m:sty m:val="p"/>
+          </m:rPr>
+          <m:t>…</m:t>
+        </m:r>
+      </m:oMath>
+      <w:r>
+        <w:t xml:space="preserve">,</w:t>
+      </w:r>
+      <w:r>
+        <w:t xml:space="preserve"> </w:t>
+      </w:r>
+      <w:r>
+        <w:t xml:space="preserve">the first three partial sums are</w:t>
+      </w:r>
+      <w:r>
+        <w:t xml:space="preserve"> </w:t>
+      </w:r>
+      <m:oMath>
+        <m:sSub>
+          <m:e>
+            <m:r>
+              <m:t>s</m:t>
+            </m:r>
+          </m:e>
+          <m:sub>
+            <m:r>
+              <m:t>1</m:t>
+            </m:r>
+          </m:sub>
+        </m:sSub>
+        <m:r>
+          <m:rPr>
+            <m:sty m:val="p"/>
+          </m:rPr>
+          <m:t>=</m:t>
+        </m:r>
+        <m:f>
+          <m:fPr>
+            <m:type m:val="bar"/>
+          </m:fPr>
+          <m:num>
+            <m:r>
+              <m:t>1</m:t>
+            </m:r>
+          </m:num>
+          <m:den>
+            <m:r>
+              <m:t>2</m:t>
+            </m:r>
+          </m:den>
+        </m:f>
+      </m:oMath>
+      <w:r>
+        <w:t xml:space="preserve">,</w:t>
+      </w:r>
+    </w:p>
+    <w:p>
+      <w:pPr>
+        <w:pStyle w:val="BodyText"/>
+      </w:pPr>
+      <m:oMathPara>
+        <m:oMathParaPr>
+          <m:jc m:val="center"/>
+        </m:oMathParaPr>
+        <m:oMath>
+          <m:eqArr>
+            <m:e>
+              <m:sSub>
+                <m:e>
+                  <m:r>
+                    <m:t>s</m:t>
+                  </m:r>
+                </m:e>
+                <m:sub>
+                  <m:r>
+                    <m:t>2</m:t>
+                  </m:r>
+                </m:sub>
+              </m:sSub>
+              <m:r>
+                <m:t>&amp;</m:t>
+              </m:r>
+              <m:r>
+                <m:rPr>
+                  <m:sty m:val="p"/>
+                </m:rPr>
+                <m:t>=</m:t>
+              </m:r>
+              <m:f>
+                <m:fPr>
+                  <m:type m:val="bar"/>
+                </m:fPr>
+                <m:num>
+                  <m:r>
+                    <m:t>1</m:t>
+                  </m:r>
+                </m:num>
+                <m:den>
+                  <m:r>
+                    <m:t>2</m:t>
+                  </m:r>
+                </m:den>
+              </m:f>
+              <m:r>
+                <m:rPr>
+                  <m:sty m:val="p"/>
+                </m:rPr>
+                <m:t>+</m:t>
+              </m:r>
+              <m:f>
+                <m:fPr>
+                  <m:type m:val="bar"/>
+                </m:fPr>
+                <m:num>
+                  <m:r>
+                    <m:t>1</m:t>
+                  </m:r>
+                </m:num>
+                <m:den>
+                  <m:r>
+                    <m:t>4</m:t>
+                  </m:r>
+                </m:den>
+              </m:f>
+            </m:e>
+            <m:e>
+              <m:r>
+                <m:t>&amp;</m:t>
+              </m:r>
+              <m:r>
+                <m:rPr>
+                  <m:sty m:val="p"/>
+                </m:rPr>
+                <m:t>=</m:t>
+              </m:r>
+              <m:f>
+                <m:fPr>
+                  <m:type m:val="bar"/>
+                </m:fPr>
+                <m:num>
+                  <m:r>
+                    <m:t>3</m:t>
+                  </m:r>
+                </m:num>
+                <m:den>
+                  <m:r>
+                    <m:t>4</m:t>
+                  </m:r>
+                </m:den>
+              </m:f>
+              <m:r>
+                <m:rPr>
+                  <m:sty m:val="p"/>
+                </m:rPr>
+                <m:t>,</m:t>
+              </m:r>
+            </m:e>
+          </m:eqArr>
+        </m:oMath>
+      </m:oMathPara>
+    </w:p>
+    <w:p>
+      <w:pPr>
+        <w:pStyle w:val="FirstParagraph"/>
+      </w:pPr>
+      <w:r>
+        <w:t xml:space="preserve">and</w:t>
+      </w:r>
+    </w:p>
+    <w:p>
+      <w:pPr>
+        <w:pStyle w:val="BodyText"/>
+      </w:pPr>
+      <m:oMathPara>
+        <m:oMathParaPr>
+          <m:jc m:val="center"/>
+        </m:oMathParaPr>
+        <m:oMath>
+          <m:eqArr>
+            <m:e>
+              <m:sSub>
+                <m:e>
+                  <m:r>
+                    <m:t>s</m:t>
+                  </m:r>
+                </m:e>
+                <m:sub>
+                  <m:r>
+                    <m:t>3</m:t>
+                  </m:r>
+                </m:sub>
+              </m:sSub>
+              <m:r>
+                <m:t>&amp;</m:t>
+              </m:r>
+              <m:r>
+                <m:rPr>
+                  <m:sty m:val="p"/>
+                </m:rPr>
+                <m:t>=</m:t>
+              </m:r>
+              <m:f>
+                <m:fPr>
+                  <m:type m:val="bar"/>
+                </m:fPr>
+                <m:num>
+                  <m:r>
+                    <m:t>3</m:t>
+                  </m:r>
+                </m:num>
+                <m:den>
+                  <m:r>
+                    <m:t>4</m:t>
+                  </m:r>
+                </m:den>
+              </m:f>
+              <m:r>
+                <m:rPr>
+                  <m:sty m:val="p"/>
+                </m:rPr>
+                <m:t>+</m:t>
+              </m:r>
+              <m:f>
+                <m:fPr>
+                  <m:type m:val="bar"/>
+                </m:fPr>
+                <m:num>
+                  <m:r>
+                    <m:t>1</m:t>
+                  </m:r>
+                </m:num>
+                <m:den>
+                  <m:r>
+                    <m:t>8</m:t>
+                  </m:r>
+                </m:den>
+              </m:f>
+            </m:e>
+            <m:e>
+              <m:r>
+                <m:t>&amp;</m:t>
+              </m:r>
+              <m:r>
+                <m:rPr>
+                  <m:sty m:val="p"/>
+                </m:rPr>
+                <m:t>=</m:t>
+              </m:r>
+              <m:f>
+                <m:fPr>
+                  <m:type m:val="bar"/>
+                </m:fPr>
+                <m:num>
+                  <m:r>
+                    <m:t>7</m:t>
+                  </m:r>
+                </m:num>
+                <m:den>
+                  <m:r>
+                    <m:t>8</m:t>
+                  </m:r>
+                </m:den>
+              </m:f>
+              <m:r>
+                <m:rPr>
+                  <m:sty m:val="p"/>
+                </m:rPr>
+                <m:t>.</m:t>
+              </m:r>
+            </m:e>
+          </m:eqArr>
+        </m:oMath>
+      </m:oMathPara>
+    </w:p>
+    <w:p>
+      <w:pPr>
+        <w:pStyle w:val="FirstParagraph"/>
+      </w:pPr>
+      <w:r>
+        <w:t xml:space="preserve">In general,</w:t>
+      </w:r>
+      <w:r>
+        <w:t xml:space="preserve"> </w:t>
+      </w:r>
+      <m:oMath>
+        <m:sSub>
+          <m:e>
+            <m:r>
+              <m:t>s</m:t>
+            </m:r>
+          </m:e>
+          <m:sub>
+            <m:r>
+              <m:t>n</m:t>
+            </m:r>
+          </m:sub>
+        </m:sSub>
+        <m:r>
+          <m:rPr>
+            <m:sty m:val="p"/>
+          </m:rPr>
+          <m:t>=</m:t>
+        </m:r>
+        <m:r>
+          <m:t>1</m:t>
+        </m:r>
+        <m:r>
+          <m:rPr>
+            <m:sty m:val="p"/>
+          </m:rPr>
+          <m:t>−</m:t>
+        </m:r>
+        <m:r>
+          <m:t>1</m:t>
+        </m:r>
+        <m:r>
+          <m:rPr>
+            <m:sty m:val="p"/>
+          </m:rPr>
+          <m:t>/</m:t>
+        </m:r>
+        <m:sSup>
+          <m:e>
+            <m:r>
+              <m:t>2</m:t>
+            </m:r>
+          </m:e>
+          <m:sup>
+            <m:r>
+              <m:t>n</m:t>
+            </m:r>
+          </m:sup>
+        </m:sSup>
+      </m:oMath>
+      <w:r>
+        <w:t xml:space="preserve">.</w:t>
+      </w:r>
+    </w:p>
+    <w:bookmarkEnd w:id="55"/>
+    <w:bookmarkStart w:id="56" w:name="def-infinite-sum"/>
+    <w:p>
+      <w:pPr>
+        <w:pStyle w:val="BodyText"/>
+      </w:pPr>
+      <w:r>
+        <w:rPr>
+          <w:b/>
+          <w:bCs/>
+        </w:rPr>
+        <w:t xml:space="preserve">Definition 19 (Infinite sum (series))</w:t>
+      </w:r>
+      <w:r>
+        <w:t xml:space="preserve"> </w:t>
+      </w:r>
+      <w:r>
+        <w:t xml:space="preserve">Let</w:t>
+      </w:r>
+      <w:r>
+        <w:t xml:space="preserve"> </w:t>
+      </w:r>
+      <m:oMath>
+        <m:sSub>
+          <m:e>
+            <m:r>
+              <m:t>a</m:t>
+            </m:r>
+          </m:e>
+          <m:sub>
+            <m:r>
+              <m:t>1</m:t>
+            </m:r>
+          </m:sub>
+        </m:sSub>
+        <m:r>
+          <m:rPr>
+            <m:sty m:val="p"/>
+          </m:rPr>
+          <m:t>,</m:t>
+        </m:r>
+        <m:sSub>
+          <m:e>
+            <m:r>
+              <m:t>a</m:t>
+            </m:r>
+          </m:e>
+          <m:sub>
+            <m:r>
+              <m:t>2</m:t>
+            </m:r>
+          </m:sub>
+        </m:sSub>
+        <m:r>
+          <m:rPr>
+            <m:sty m:val="p"/>
+          </m:rPr>
+          <m:t>,</m:t>
+        </m:r>
+        <m:r>
+          <m:rPr>
+            <m:sty m:val="p"/>
+          </m:rPr>
+          <m:t>…</m:t>
+        </m:r>
+      </m:oMath>
+      <w:r>
+        <w:t xml:space="preserve"> </w:t>
+      </w:r>
+      <w:r>
+        <w:t xml:space="preserve">be a sequence in</w:t>
+      </w:r>
+      <w:r>
+        <w:t xml:space="preserve"> </w:t>
+      </w:r>
+      <m:oMath>
+        <m:r>
+          <m:rPr>
+            <m:sty m:val="p"/>
+          </m:rPr>
+          <m:t>[</m:t>
+        </m:r>
+        <m:r>
+          <m:t>0</m:t>
+        </m:r>
+        <m:r>
+          <m:rPr>
+            <m:sty m:val="p"/>
+          </m:rPr>
+          <m:t>,</m:t>
+        </m:r>
+        <m:r>
+          <m:rPr>
+            <m:sty m:val="p"/>
+          </m:rPr>
+          <m:t>∞</m:t>
+        </m:r>
+        <m:r>
+          <m:rPr>
+            <m:sty m:val="p"/>
+          </m:rPr>
+          <m:t>]</m:t>
+        </m:r>
+      </m:oMath>
+      <w:r>
+        <w:t xml:space="preserve">,</w:t>
+      </w:r>
+      <w:r>
+        <w:t xml:space="preserve"> </w:t>
+      </w:r>
+      <w:r>
+        <w:t xml:space="preserve">with partial sums</w:t>
+      </w:r>
+      <w:r>
+        <w:t xml:space="preserve"> </w:t>
+      </w:r>
+      <m:oMath>
+        <m:sSub>
+          <m:e>
+            <m:r>
+              <m:t>s</m:t>
+            </m:r>
+          </m:e>
+          <m:sub>
+            <m:r>
+              <m:t>n</m:t>
+            </m:r>
+          </m:sub>
+        </m:sSub>
+      </m:oMath>
+      <w:r>
+        <w:t xml:space="preserve"> </w:t>
+      </w:r>
+      <w:r>
+        <w:t xml:space="preserve">(</w:t>
+      </w:r>
+      <w:hyperlink w:anchor="def-partial-sum">
+        <w:r>
+          <w:rPr>
+            <w:rStyle w:val="Hyperlink"/>
+          </w:rPr>
+          <w:t xml:space="preserve">Definition 18</w:t>
+        </w:r>
+      </w:hyperlink>
+      <w:r>
+        <w:t xml:space="preserve">).</w:t>
+      </w:r>
+      <w:r>
+        <w:t xml:space="preserve"> </w:t>
+      </w:r>
+      <w:r>
+        <w:t xml:space="preserve">The</w:t>
+      </w:r>
+      <w:r>
+        <w:t xml:space="preserve"> </w:t>
+      </w:r>
+      <w:r>
+        <w:rPr>
+          <w:b/>
+          <w:bCs/>
+        </w:rPr>
+        <w:t xml:space="preserve">infinite sum</w:t>
+      </w:r>
+      <w:r>
+        <w:t xml:space="preserve"> </w:t>
+      </w:r>
+      <w:r>
+        <w:t xml:space="preserve">(also called a</w:t>
+      </w:r>
+      <w:r>
+        <w:t xml:space="preserve"> </w:t>
+      </w:r>
+      <w:r>
+        <w:rPr>
+          <w:b/>
+          <w:bCs/>
+        </w:rPr>
+        <w:t xml:space="preserve">series</w:t>
+      </w:r>
+      <w:r>
+        <w:t xml:space="preserve">)</w:t>
+      </w:r>
+      <w:r>
+        <w:t xml:space="preserve"> </w:t>
+      </w:r>
+      <w:r>
+        <w:t xml:space="preserve">[8]</w:t>
+      </w:r>
+      <w:r>
+        <w:t xml:space="preserve"> </w:t>
+      </w:r>
+      <m:oMath>
+        <m:nary>
+          <m:naryPr>
+            <m:chr m:val="∑"/>
+            <m:limLoc m:val="undOvr"/>
+            <m:subHide m:val="off"/>
+            <m:supHide m:val="off"/>
+          </m:naryPr>
+          <m:sub>
+            <m:r>
+              <m:t>i</m:t>
+            </m:r>
+            <m:r>
+              <m:rPr>
+                <m:sty m:val="p"/>
+              </m:rPr>
+              <m:t>=</m:t>
+            </m:r>
+            <m:r>
+              <m:t>1</m:t>
+            </m:r>
+          </m:sub>
+          <m:sup>
+            <m:r>
+              <m:rPr>
+                <m:sty m:val="p"/>
+              </m:rPr>
+              <m:t>∞</m:t>
+            </m:r>
+          </m:sup>
+          <m:e>
+            <m:sSub>
+              <m:e>
+                <m:r>
+                  <m:t>a</m:t>
+                </m:r>
+              </m:e>
+              <m:sub>
+                <m:r>
+                  <m:t>i</m:t>
+                </m:r>
+              </m:sub>
+            </m:sSub>
+          </m:e>
+        </m:nary>
+      </m:oMath>
+      <w:r>
+        <w:t xml:space="preserve"> </w:t>
+      </w:r>
+      <w:r>
+        <w:t xml:space="preserve">is the limit of the partial sums:</w:t>
+      </w:r>
+    </w:p>
+    <w:p>
+      <w:pPr>
+        <w:pStyle w:val="BodyText"/>
+      </w:pPr>
+      <m:oMathPara>
+        <m:oMathParaPr>
+          <m:jc m:val="center"/>
+        </m:oMathParaPr>
+        <m:oMath>
+          <m:nary>
+            <m:naryPr>
+              <m:chr m:val="∑"/>
+              <m:limLoc m:val="undOvr"/>
+              <m:subHide m:val="off"/>
+              <m:supHide m:val="off"/>
+            </m:naryPr>
+            <m:sub>
+              <m:r>
+                <m:t>i</m:t>
+              </m:r>
+              <m:r>
+                <m:rPr>
+                  <m:sty m:val="p"/>
+                </m:rPr>
+                <m:t>=</m:t>
+              </m:r>
+              <m:r>
+                <m:t>1</m:t>
+              </m:r>
+            </m:sub>
+            <m:sup>
+              <m:r>
+                <m:rPr>
+                  <m:sty m:val="p"/>
+                </m:rPr>
+                <m:t>∞</m:t>
+              </m:r>
+            </m:sup>
+            <m:e>
+              <m:sSub>
+                <m:e>
+                  <m:r>
+                    <m:t>a</m:t>
+                  </m:r>
+                </m:e>
+                <m:sub>
+                  <m:r>
+                    <m:t>i</m:t>
+                  </m:r>
+                </m:sub>
+              </m:sSub>
+            </m:e>
+          </m:nary>
+          <m:limUpp>
+            <m:e>
+              <m:r>
+                <m:rPr>
+                  <m:sty m:val="p"/>
+                </m:rPr>
+                <m:t>=</m:t>
+              </m:r>
+            </m:e>
+            <m:lim>
+              <m:r>
+                <m:rPr>
+                  <m:nor/>
+                  <m:sty m:val="p"/>
+                </m:rPr>
+                <m:t>def</m:t>
+              </m:r>
+            </m:lim>
+          </m:limUpp>
+          <m:limLow>
+            <m:e>
+              <m:r>
+                <m:rPr>
+                  <m:sty m:val="p"/>
+                </m:rPr>
+                <m:t>lim</m:t>
+              </m:r>
+            </m:e>
+            <m:lim>
+              <m:r>
+                <m:t>n</m:t>
+              </m:r>
+              <m:r>
+                <m:rPr>
+                  <m:sty m:val="p"/>
+                </m:rPr>
+                <m:t>→</m:t>
+              </m:r>
+              <m:r>
+                <m:rPr>
+                  <m:sty m:val="p"/>
+                </m:rPr>
+                <m:t>∞</m:t>
+              </m:r>
+            </m:lim>
+          </m:limLow>
+          <m:sSub>
+            <m:e>
+              <m:r>
+                <m:t>s</m:t>
+              </m:r>
+            </m:e>
+            <m:sub>
+              <m:r>
+                <m:t>n</m:t>
+              </m:r>
+            </m:sub>
+          </m:sSub>
+        </m:oMath>
+      </m:oMathPara>
+    </w:p>
+    <w:p>
+      <w:pPr>
+        <w:pStyle w:val="FirstParagraph"/>
+      </w:pPr>
+      <w:r>
+        <w:t xml:space="preserve">Here the limit is a real number</w:t>
+      </w:r>
+      <w:r>
+        <w:t xml:space="preserve"> </w:t>
+      </w:r>
+      <w:r>
+        <w:t xml:space="preserve">when the partial sums are real numbers that</w:t>
+      </w:r>
+      <w:r>
+        <w:t xml:space="preserve"> </w:t>
+      </w:r>
+      <w:hyperlink w:anchor="def-convergent-sequence">
+        <w:r>
+          <w:rPr>
+            <w:rStyle w:val="Hyperlink"/>
+          </w:rPr>
+          <w:t xml:space="preserve">converge</w:t>
+        </w:r>
+      </w:hyperlink>
+      <w:r>
+        <w:t xml:space="preserve"> </w:t>
+      </w:r>
+      <w:r>
+        <w:t xml:space="preserve">to it,</w:t>
+      </w:r>
+      <w:r>
+        <w:t xml:space="preserve"> </w:t>
+      </w:r>
+      <w:r>
+        <w:t xml:space="preserve">and it is</w:t>
+      </w:r>
+      <w:r>
+        <w:t xml:space="preserve"> </w:t>
+      </w:r>
+      <m:oMath>
+        <m:r>
+          <m:rPr>
+            <m:sty m:val="p"/>
+          </m:rPr>
+          <m:t>∞</m:t>
+        </m:r>
+      </m:oMath>
+      <w:r>
+        <w:t xml:space="preserve"> </w:t>
+      </w:r>
+      <w:r>
+        <w:t xml:space="preserve">when the partial sums</w:t>
+      </w:r>
+      <w:r>
+        <w:t xml:space="preserve"> </w:t>
+      </w:r>
+      <w:hyperlink w:anchor="def-diverges-to-infinity">
+        <w:r>
+          <w:rPr>
+            <w:rStyle w:val="Hyperlink"/>
+          </w:rPr>
+          <w:t xml:space="preserve">diverge to</w:t>
+        </w:r>
+        <w:r>
+          <w:rPr>
+            <w:rStyle w:val="Hyperlink"/>
+          </w:rPr>
+          <w:t xml:space="preserve"> </w:t>
+        </w:r>
+        <m:oMath>
+          <m:r>
+            <m:rPr>
+              <m:sty m:val="p"/>
+            </m:rPr>
+            <m:t>∞</m:t>
+          </m:r>
+        </m:oMath>
+      </w:hyperlink>
+      <w:r>
+        <w:t xml:space="preserve"> </w:t>
+      </w:r>
+      <w:r>
+        <w:t xml:space="preserve">or some partial sum is</w:t>
+      </w:r>
+      <w:r>
+        <w:t xml:space="preserve"> </w:t>
+      </w:r>
+      <m:oMath>
+        <m:r>
+          <m:rPr>
+            <m:sty m:val="p"/>
+          </m:rPr>
+          <m:t>∞</m:t>
+        </m:r>
+      </m:oMath>
+      <w:r>
+        <w:t xml:space="preserve">;</w:t>
+      </w:r>
+      <w:r>
+        <w:t xml:space="preserve"> </w:t>
+      </w:r>
+      <w:hyperlink w:anchor="lem-nonneg-series">
+        <w:r>
+          <w:rPr>
+            <w:rStyle w:val="Hyperlink"/>
+          </w:rPr>
+          <w:t xml:space="preserve">Lemma 1</w:t>
+        </w:r>
+      </w:hyperlink>
+      <w:r>
+        <w:t xml:space="preserve">, next, shows that one of these always happens.</w:t>
+      </w:r>
+      <w:r>
+        <w:t xml:space="preserve"> </w:t>
+      </w:r>
+      <w:r>
+        <w:t xml:space="preserve">Sums with other index ranges, such as</w:t>
+      </w:r>
+      <w:r>
+        <w:t xml:space="preserve"> </w:t>
+      </w:r>
+      <m:oMath>
+        <m:nary>
+          <m:naryPr>
+            <m:chr m:val="∑"/>
+            <m:limLoc m:val="undOvr"/>
+            <m:subHide m:val="off"/>
+            <m:supHide m:val="off"/>
+          </m:naryPr>
+          <m:sub>
+            <m:r>
+              <m:t>k</m:t>
+            </m:r>
+            <m:r>
+              <m:rPr>
+                <m:sty m:val="p"/>
+              </m:rPr>
+              <m:t>=</m:t>
+            </m:r>
+            <m:r>
+              <m:t>0</m:t>
+            </m:r>
+          </m:sub>
+          <m:sup>
+            <m:r>
+              <m:rPr>
+                <m:sty m:val="p"/>
+              </m:rPr>
+              <m:t>∞</m:t>
+            </m:r>
+          </m:sup>
+          <m:e>
+            <m:sSub>
+              <m:e>
+                <m:r>
+                  <m:t>a</m:t>
+                </m:r>
+              </m:e>
+              <m:sub>
+                <m:r>
+                  <m:t>k</m:t>
+                </m:r>
+              </m:sub>
+            </m:sSub>
+          </m:e>
+        </m:nary>
+      </m:oMath>
+      <w:r>
+        <w:t xml:space="preserve">,</w:t>
+      </w:r>
+      <w:r>
+        <w:t xml:space="preserve"> </w:t>
+      </w:r>
+      <w:r>
+        <w:t xml:space="preserve">are defined the same way.</w:t>
+      </w:r>
+    </w:p>
+    <w:bookmarkEnd w:id="56"/>
+    <w:bookmarkStart w:id="57" w:name="exm-infinite-sum"/>
+    <w:p>
+      <w:pPr>
+        <w:pStyle w:val="BodyText"/>
+      </w:pPr>
+      <w:r>
+        <w:rPr>
+          <w:b/>
+          <w:bCs/>
+        </w:rPr>
+        <w:t xml:space="preserve">Example 12 (A finite and an infinite sum)</w:t>
+      </w:r>
+      <w:r>
+        <w:t xml:space="preserve"> </w:t>
+      </w:r>
+      <w:r>
+        <w:t xml:space="preserve"> </w:t>
+      </w:r>
+    </w:p>
+    <w:p>
+      <w:pPr>
+        <w:pStyle w:val="Compact"/>
+        <w:numPr>
+          <w:ilvl w:val="0"/>
+          <w:numId w:val="1009"/>
+        </w:numPr>
+      </w:pPr>
+      <w:r>
+        <w:t xml:space="preserve">For</w:t>
+      </w:r>
+      <w:r>
+        <w:t xml:space="preserve"> </w:t>
+      </w:r>
+      <m:oMath>
+        <m:sSub>
+          <m:e>
+            <m:r>
+              <m:t>a</m:t>
+            </m:r>
+          </m:e>
+          <m:sub>
+            <m:r>
+              <m:t>i</m:t>
+            </m:r>
+          </m:sub>
+        </m:sSub>
+        <m:r>
+          <m:rPr>
+            <m:sty m:val="p"/>
+          </m:rPr>
+          <m:t>=</m:t>
+        </m:r>
+        <m:r>
+          <m:t>1</m:t>
+        </m:r>
+        <m:r>
+          <m:rPr>
+            <m:sty m:val="p"/>
+          </m:rPr>
+          <m:t>/</m:t>
+        </m:r>
+        <m:sSup>
+          <m:e>
+            <m:r>
+              <m:t>2</m:t>
+            </m:r>
+          </m:e>
+          <m:sup>
+            <m:r>
+              <m:t>i</m:t>
+            </m:r>
+          </m:sup>
+        </m:sSup>
+      </m:oMath>
+      <w:r>
+        <w:t xml:space="preserve">, the partial sums</w:t>
+      </w:r>
+      <w:r>
+        <w:t xml:space="preserve"> </w:t>
+      </w:r>
+      <m:oMath>
+        <m:sSub>
+          <m:e>
+            <m:r>
+              <m:t>s</m:t>
+            </m:r>
+          </m:e>
+          <m:sub>
+            <m:r>
+              <m:t>n</m:t>
+            </m:r>
+          </m:sub>
+        </m:sSub>
+        <m:r>
+          <m:rPr>
+            <m:sty m:val="p"/>
+          </m:rPr>
+          <m:t>=</m:t>
+        </m:r>
+        <m:r>
+          <m:t>1</m:t>
+        </m:r>
+        <m:r>
+          <m:rPr>
+            <m:sty m:val="p"/>
+          </m:rPr>
+          <m:t>−</m:t>
+        </m:r>
+        <m:r>
+          <m:t>1</m:t>
+        </m:r>
+        <m:r>
+          <m:rPr>
+            <m:sty m:val="p"/>
+          </m:rPr>
+          <m:t>/</m:t>
+        </m:r>
+        <m:sSup>
+          <m:e>
+            <m:r>
+              <m:t>2</m:t>
+            </m:r>
+          </m:e>
+          <m:sup>
+            <m:r>
+              <m:t>n</m:t>
+            </m:r>
+          </m:sup>
+        </m:sSup>
+      </m:oMath>
+      <w:r>
+        <w:t xml:space="preserve"> </w:t>
+      </w:r>
+      <w:r>
+        <w:t xml:space="preserve">(</w:t>
+      </w:r>
+      <w:hyperlink w:anchor="exm-partial-sum">
+        <w:r>
+          <w:rPr>
+            <w:rStyle w:val="Hyperlink"/>
+          </w:rPr>
+          <w:t xml:space="preserve">Example 11</w:t>
+        </w:r>
+      </w:hyperlink>
+      <w:r>
+        <w:t xml:space="preserve">)</w:t>
+      </w:r>
+      <w:r>
+        <w:t xml:space="preserve"> </w:t>
+      </w:r>
+      <w:r>
+        <w:t xml:space="preserve">converge to</w:t>
+      </w:r>
+      <w:r>
+        <w:t xml:space="preserve"> </w:t>
+      </w:r>
+      <m:oMath>
+        <m:r>
+          <m:t>1</m:t>
+        </m:r>
+      </m:oMath>
+      <w:r>
+        <w:t xml:space="preserve">, because</w:t>
+      </w:r>
+      <w:r>
+        <w:t xml:space="preserve"> </w:t>
+      </w:r>
+      <m:oMath>
+        <m:r>
+          <m:t>1</m:t>
+        </m:r>
+        <m:r>
+          <m:rPr>
+            <m:sty m:val="p"/>
+          </m:rPr>
+          <m:t>/</m:t>
+        </m:r>
+        <m:sSup>
+          <m:e>
+            <m:r>
+              <m:t>2</m:t>
+            </m:r>
+          </m:e>
+          <m:sup>
+            <m:r>
+              <m:t>n</m:t>
+            </m:r>
+          </m:sup>
+        </m:sSup>
+        <m:r>
+          <m:rPr>
+            <m:sty m:val="p"/>
+          </m:rPr>
+          <m:t>→</m:t>
+        </m:r>
+        <m:r>
+          <m:t>0</m:t>
+        </m:r>
+      </m:oMath>
+      <w:r>
+        <w:t xml:space="preserve">.</w:t>
+      </w:r>
+      <w:r>
+        <w:t xml:space="preserve"> </w:t>
+      </w:r>
+      <w:r>
+        <w:t xml:space="preserve">So</w:t>
+      </w:r>
+      <w:r>
+        <w:t xml:space="preserve"> </w:t>
+      </w:r>
+      <m:oMath>
+        <m:nary>
+          <m:naryPr>
+            <m:chr m:val="∑"/>
+            <m:limLoc m:val="undOvr"/>
+            <m:subHide m:val="off"/>
+            <m:supHide m:val="off"/>
+          </m:naryPr>
+          <m:sub>
+            <m:r>
+              <m:t>i</m:t>
+            </m:r>
+            <m:r>
+              <m:rPr>
+                <m:sty m:val="p"/>
+              </m:rPr>
+              <m:t>=</m:t>
+            </m:r>
+            <m:r>
+              <m:t>1</m:t>
+            </m:r>
+          </m:sub>
+          <m:sup>
+            <m:r>
+              <m:rPr>
+                <m:sty m:val="p"/>
+              </m:rPr>
+              <m:t>∞</m:t>
+            </m:r>
+          </m:sup>
+          <m:e>
+            <m:r>
+              <m:t>1</m:t>
+            </m:r>
+          </m:e>
+        </m:nary>
+        <m:r>
+          <m:rPr>
+            <m:sty m:val="p"/>
+          </m:rPr>
+          <m:t>/</m:t>
+        </m:r>
+        <m:sSup>
+          <m:e>
+            <m:r>
+              <m:t>2</m:t>
+            </m:r>
+          </m:e>
+          <m:sup>
+            <m:r>
+              <m:t>i</m:t>
+            </m:r>
+          </m:sup>
+        </m:sSup>
+        <m:r>
+          <m:rPr>
+            <m:sty m:val="p"/>
+          </m:rPr>
+          <m:t>=</m:t>
+        </m:r>
+        <m:r>
+          <m:t>1</m:t>
+        </m:r>
+      </m:oMath>
+      <w:r>
+        <w:t xml:space="preserve">.</w:t>
+      </w:r>
+    </w:p>
+    <w:p>
+      <w:pPr>
+        <w:pStyle w:val="Compact"/>
+        <w:numPr>
+          <w:ilvl w:val="0"/>
+          <w:numId w:val="1009"/>
+        </w:numPr>
+      </w:pPr>
+      <w:r>
+        <w:t xml:space="preserve">For</w:t>
+      </w:r>
+      <w:r>
+        <w:t xml:space="preserve"> </w:t>
+      </w:r>
+      <m:oMath>
+        <m:sSub>
+          <m:e>
+            <m:r>
+              <m:t>a</m:t>
+            </m:r>
+          </m:e>
+          <m:sub>
+            <m:r>
+              <m:t>i</m:t>
+            </m:r>
+          </m:sub>
+        </m:sSub>
+        <m:r>
+          <m:rPr>
+            <m:sty m:val="p"/>
+          </m:rPr>
+          <m:t>=</m:t>
+        </m:r>
+        <m:r>
+          <m:t>1</m:t>
+        </m:r>
+      </m:oMath>
+      <w:r>
+        <w:t xml:space="preserve">, the partial sums are</w:t>
+      </w:r>
+      <w:r>
+        <w:t xml:space="preserve"> </w:t>
+      </w:r>
+      <m:oMath>
+        <m:sSub>
+          <m:e>
+            <m:r>
+              <m:t>s</m:t>
+            </m:r>
+          </m:e>
+          <m:sub>
+            <m:r>
+              <m:t>n</m:t>
+            </m:r>
+          </m:sub>
+        </m:sSub>
+        <m:r>
+          <m:rPr>
+            <m:sty m:val="p"/>
+          </m:rPr>
+          <m:t>=</m:t>
+        </m:r>
+        <m:r>
+          <m:t>n</m:t>
+        </m:r>
+      </m:oMath>
+      <w:r>
+        <w:t xml:space="preserve">,</w:t>
+      </w:r>
+      <w:r>
+        <w:t xml:space="preserve"> </w:t>
+      </w:r>
+      <w:r>
+        <w:t xml:space="preserve">which diverge to</w:t>
+      </w:r>
+      <w:r>
+        <w:t xml:space="preserve"> </w:t>
+      </w:r>
+      <m:oMath>
+        <m:r>
+          <m:rPr>
+            <m:sty m:val="p"/>
+          </m:rPr>
+          <m:t>∞</m:t>
+        </m:r>
+      </m:oMath>
+      <w:r>
+        <w:t xml:space="preserve">.</w:t>
+      </w:r>
+      <w:r>
+        <w:t xml:space="preserve"> </w:t>
+      </w:r>
+      <w:r>
+        <w:t xml:space="preserve">So</w:t>
+      </w:r>
+      <w:r>
+        <w:t xml:space="preserve"> </w:t>
+      </w:r>
+      <m:oMath>
+        <m:nary>
+          <m:naryPr>
+            <m:chr m:val="∑"/>
+            <m:limLoc m:val="undOvr"/>
+            <m:subHide m:val="off"/>
+            <m:supHide m:val="off"/>
+          </m:naryPr>
+          <m:sub>
+            <m:r>
+              <m:t>i</m:t>
+            </m:r>
+            <m:r>
+              <m:rPr>
+                <m:sty m:val="p"/>
+              </m:rPr>
+              <m:t>=</m:t>
+            </m:r>
+            <m:r>
+              <m:t>1</m:t>
+            </m:r>
+          </m:sub>
+          <m:sup>
+            <m:r>
+              <m:rPr>
+                <m:sty m:val="p"/>
+              </m:rPr>
+              <m:t>∞</m:t>
+            </m:r>
+          </m:sup>
+          <m:e>
+            <m:r>
+              <m:t>1</m:t>
+            </m:r>
+          </m:e>
+        </m:nary>
+        <m:r>
+          <m:rPr>
+            <m:sty m:val="p"/>
+          </m:rPr>
+          <m:t>=</m:t>
+        </m:r>
+        <m:r>
+          <m:rPr>
+            <m:sty m:val="p"/>
+          </m:rPr>
+          <m:t>∞</m:t>
+        </m:r>
+      </m:oMath>
+      <w:r>
+        <w:t xml:space="preserve">.</w:t>
+      </w:r>
+    </w:p>
+    <w:bookmarkEnd w:id="57"/>
+    <w:bookmarkStart w:id="58" w:name="lem-nonneg-series"/>
+    <w:p>
+      <w:pPr>
+        <w:pStyle w:val="FirstParagraph"/>
+      </w:pPr>
+      <w:r>
+        <w:rPr>
+          <w:b/>
+          <w:bCs/>
+        </w:rPr>
+        <w:t xml:space="preserve">Lemma 1 (Sums of non-negative terms)</w:t>
+      </w:r>
+      <w:r>
+        <w:t xml:space="preserve"> </w:t>
+      </w:r>
+      <w:r>
+        <w:t xml:space="preserve">Let</w:t>
+      </w:r>
+      <w:r>
+        <w:t xml:space="preserve"> </w:t>
+      </w:r>
+      <m:oMath>
+        <m:sSub>
+          <m:e>
+            <m:r>
+              <m:t>a</m:t>
+            </m:r>
+          </m:e>
+          <m:sub>
+            <m:r>
+              <m:t>1</m:t>
+            </m:r>
+          </m:sub>
+        </m:sSub>
+        <m:r>
+          <m:rPr>
+            <m:sty m:val="p"/>
+          </m:rPr>
+          <m:t>,</m:t>
+        </m:r>
+        <m:sSub>
+          <m:e>
+            <m:r>
+              <m:t>a</m:t>
+            </m:r>
+          </m:e>
+          <m:sub>
+            <m:r>
+              <m:t>2</m:t>
+            </m:r>
+          </m:sub>
+        </m:sSub>
+        <m:r>
+          <m:rPr>
+            <m:sty m:val="p"/>
+          </m:rPr>
+          <m:t>,</m:t>
+        </m:r>
+        <m:r>
+          <m:rPr>
+            <m:sty m:val="p"/>
+          </m:rPr>
+          <m:t>…</m:t>
+        </m:r>
+      </m:oMath>
+      <w:r>
+        <w:t xml:space="preserve"> </w:t>
+      </w:r>
+      <w:r>
+        <w:t xml:space="preserve">be values in</w:t>
+      </w:r>
+      <w:r>
+        <w:t xml:space="preserve"> </w:t>
+      </w:r>
+      <m:oMath>
+        <m:r>
+          <m:rPr>
+            <m:sty m:val="p"/>
+          </m:rPr>
+          <m:t>[</m:t>
+        </m:r>
+        <m:r>
+          <m:t>0</m:t>
+        </m:r>
+        <m:r>
+          <m:rPr>
+            <m:sty m:val="p"/>
+          </m:rPr>
+          <m:t>,</m:t>
+        </m:r>
+        <m:r>
+          <m:rPr>
+            <m:sty m:val="p"/>
+          </m:rPr>
+          <m:t>∞</m:t>
+        </m:r>
+        <m:r>
+          <m:rPr>
+            <m:sty m:val="p"/>
+          </m:rPr>
+          <m:t>]</m:t>
+        </m:r>
+      </m:oMath>
+      <w:r>
+        <w:t xml:space="preserve">,</w:t>
+      </w:r>
+      <w:r>
+        <w:t xml:space="preserve"> </w:t>
+      </w:r>
+      <w:r>
+        <w:t xml:space="preserve">with partial sums</w:t>
+      </w:r>
+      <w:r>
+        <w:t xml:space="preserve"> </w:t>
+      </w:r>
+      <m:oMath>
+        <m:sSub>
+          <m:e>
+            <m:r>
+              <m:t>s</m:t>
+            </m:r>
+          </m:e>
+          <m:sub>
+            <m:r>
+              <m:t>n</m:t>
+            </m:r>
+          </m:sub>
+        </m:sSub>
+      </m:oMath>
+      <w:r>
+        <w:t xml:space="preserve"> </w:t>
+      </w:r>
+      <w:r>
+        <w:t xml:space="preserve">(</w:t>
+      </w:r>
+      <w:hyperlink w:anchor="def-partial-sum">
+        <w:r>
+          <w:rPr>
+            <w:rStyle w:val="Hyperlink"/>
+          </w:rPr>
+          <w:t xml:space="preserve">Definition 18</w:t>
+        </w:r>
+      </w:hyperlink>
+      <w:r>
+        <w:t xml:space="preserve">),</w:t>
+      </w:r>
+      <w:r>
+        <w:t xml:space="preserve"> </w:t>
+      </w:r>
+      <w:r>
+        <w:t xml:space="preserve">where</w:t>
+      </w:r>
+      <w:r>
+        <w:t xml:space="preserve"> </w:t>
+      </w:r>
+      <m:oMath>
+        <m:r>
+          <m:t>x</m:t>
+        </m:r>
+        <m:r>
+          <m:rPr>
+            <m:sty m:val="p"/>
+          </m:rPr>
+          <m:t>+</m:t>
+        </m:r>
+        <m:r>
+          <m:rPr>
+            <m:sty m:val="p"/>
+          </m:rPr>
+          <m:t>∞</m:t>
+        </m:r>
+        <m:r>
+          <m:rPr>
+            <m:sty m:val="p"/>
+          </m:rPr>
+          <m:t>=</m:t>
+        </m:r>
+        <m:r>
+          <m:rPr>
+            <m:sty m:val="p"/>
+          </m:rPr>
+          <m:t>∞</m:t>
+        </m:r>
+      </m:oMath>
+      <w:r>
+        <w:t xml:space="preserve"> </w:t>
+      </w:r>
+      <w:r>
+        <w:t xml:space="preserve">for every</w:t>
+      </w:r>
+      <w:r>
+        <w:t xml:space="preserve"> </w:t>
+      </w:r>
+      <m:oMath>
+        <m:r>
+          <m:t>x</m:t>
+        </m:r>
+      </m:oMath>
+      <w:r>
+        <w:t xml:space="preserve"> </w:t>
+      </w:r>
+      <w:r>
+        <w:t xml:space="preserve">in</w:t>
+      </w:r>
+      <w:r>
+        <w:t xml:space="preserve"> </w:t>
+      </w:r>
+      <m:oMath>
+        <m:r>
+          <m:rPr>
+            <m:sty m:val="p"/>
+          </m:rPr>
+          <m:t>[</m:t>
+        </m:r>
+        <m:r>
+          <m:t>0</m:t>
+        </m:r>
+        <m:r>
+          <m:rPr>
+            <m:sty m:val="p"/>
+          </m:rPr>
+          <m:t>,</m:t>
+        </m:r>
+        <m:r>
+          <m:rPr>
+            <m:sty m:val="p"/>
+          </m:rPr>
+          <m:t>∞</m:t>
+        </m:r>
+        <m:r>
+          <m:rPr>
+            <m:sty m:val="p"/>
+          </m:rPr>
+          <m:t>]</m:t>
+        </m:r>
+      </m:oMath>
+      <w:r>
+        <w:t xml:space="preserve">.</w:t>
+      </w:r>
+      <w:r>
+        <w:t xml:space="preserve"> </w:t>
+      </w:r>
+      <w:r>
+        <w:t xml:space="preserve">Then the partial sums are</w:t>
+      </w:r>
+      <w:r>
+        <w:t xml:space="preserve"> </w:t>
+      </w:r>
+      <w:hyperlink w:anchor="def-non-decreasing">
+        <w:r>
+          <w:rPr>
+            <w:rStyle w:val="Hyperlink"/>
+          </w:rPr>
+          <w:t xml:space="preserve">non-decreasing</w:t>
+        </w:r>
+      </w:hyperlink>
+      <w:r>
+        <w:t xml:space="preserve">,</w:t>
+      </w:r>
+      <w:r>
+        <w:t xml:space="preserve"> </w:t>
+      </w:r>
+      <m:oMath>
+        <m:sSub>
+          <m:e>
+            <m:r>
+              <m:t>s</m:t>
+            </m:r>
+          </m:e>
+          <m:sub>
+            <m:r>
+              <m:t>1</m:t>
+            </m:r>
+          </m:sub>
+        </m:sSub>
+        <m:r>
+          <m:rPr>
+            <m:sty m:val="p"/>
+          </m:rPr>
+          <m:t>≤</m:t>
+        </m:r>
+        <m:sSub>
+          <m:e>
+            <m:r>
+              <m:t>s</m:t>
+            </m:r>
+          </m:e>
+          <m:sub>
+            <m:r>
+              <m:t>2</m:t>
+            </m:r>
+          </m:sub>
+        </m:sSub>
+        <m:r>
+          <m:rPr>
+            <m:sty m:val="p"/>
+          </m:rPr>
+          <m:t>≤</m:t>
+        </m:r>
+        <m:r>
+          <m:rPr>
+            <m:sty m:val="p"/>
+          </m:rPr>
+          <m:t>⋯</m:t>
+        </m:r>
+      </m:oMath>
+      <w:r>
+        <w:t xml:space="preserve">,</w:t>
+      </w:r>
+      <w:r>
+        <w:t xml:space="preserve"> </w:t>
+      </w:r>
+      <w:r>
+        <w:t xml:space="preserve">so their</w:t>
+      </w:r>
+      <w:r>
+        <w:t xml:space="preserve"> </w:t>
+      </w:r>
+      <w:hyperlink w:anchor="def-sequence-limit">
+        <w:r>
+          <w:rPr>
+            <w:rStyle w:val="Hyperlink"/>
+          </w:rPr>
+          <w:t xml:space="preserve">limit</w:t>
+        </w:r>
+      </w:hyperlink>
+      <w:r>
+        <w:t xml:space="preserve">,</w:t>
+      </w:r>
+      <w:r>
+        <w:t xml:space="preserve"> </w:t>
+      </w:r>
+      <w:r>
+        <w:t xml:space="preserve">the infinite sum</w:t>
+      </w:r>
+      <w:r>
+        <w:t xml:space="preserve"> </w:t>
+      </w:r>
+      <m:oMath>
+        <m:nary>
+          <m:naryPr>
+            <m:chr m:val="∑"/>
+            <m:limLoc m:val="undOvr"/>
+            <m:subHide m:val="off"/>
+            <m:supHide m:val="off"/>
+          </m:naryPr>
+          <m:sub>
+            <m:r>
+              <m:t>i</m:t>
+            </m:r>
+            <m:r>
+              <m:rPr>
+                <m:sty m:val="p"/>
+              </m:rPr>
+              <m:t>=</m:t>
+            </m:r>
+            <m:r>
+              <m:t>1</m:t>
+            </m:r>
+          </m:sub>
+          <m:sup>
+            <m:r>
+              <m:rPr>
+                <m:sty m:val="p"/>
+              </m:rPr>
+              <m:t>∞</m:t>
+            </m:r>
+          </m:sup>
+          <m:e>
+            <m:sSub>
+              <m:e>
+                <m:r>
+                  <m:t>a</m:t>
+                </m:r>
+              </m:e>
+              <m:sub>
+                <m:r>
+                  <m:t>i</m:t>
+                </m:r>
+              </m:sub>
+            </m:sSub>
+          </m:e>
+        </m:nary>
+      </m:oMath>
+      <w:r>
+        <w:t xml:space="preserve"> </w:t>
+      </w:r>
+      <w:r>
+        <w:t xml:space="preserve">(</w:t>
+      </w:r>
+      <w:hyperlink w:anchor="def-infinite-sum">
+        <w:r>
+          <w:rPr>
+            <w:rStyle w:val="Hyperlink"/>
+          </w:rPr>
+          <w:t xml:space="preserve">Definition 19</w:t>
+        </w:r>
+      </w:hyperlink>
+      <w:r>
+        <w:t xml:space="preserve">),</w:t>
+      </w:r>
+      <w:r>
+        <w:t xml:space="preserve"> </w:t>
+      </w:r>
+      <w:r>
+        <w:t xml:space="preserve">always exists,</w:t>
+      </w:r>
+      <w:r>
+        <w:t xml:space="preserve"> </w:t>
+      </w:r>
+      <w:r>
+        <w:t xml:space="preserve">and it is either a finite number or</w:t>
+      </w:r>
+      <w:r>
+        <w:t xml:space="preserve"> </w:t>
+      </w:r>
+      <m:oMath>
+        <m:r>
+          <m:rPr>
+            <m:sty m:val="p"/>
+          </m:rPr>
+          <m:t>∞</m:t>
+        </m:r>
+      </m:oMath>
+      <w:r>
+        <w:t xml:space="preserve">.</w:t>
+      </w:r>
+    </w:p>
+    <w:bookmarkEnd w:id="58"/>
+    <w:p>
+      <w:pPr>
+        <w:pStyle w:val="BodyText"/>
+      </w:pPr>
+      <w:r>
+        <w:rPr>
+          <w:i/>
+          <w:iCs/>
+        </w:rPr>
+        <w:t xml:space="preserve">Proof</w:t>
+      </w:r>
+      <w:r>
+        <w:t xml:space="preserve">. </w:t>
+      </w:r>
+      <w:r>
+        <w:t xml:space="preserve">For each</w:t>
+      </w:r>
+      <w:r>
+        <w:t xml:space="preserve"> </w:t>
+      </w:r>
+      <m:oMath>
+        <m:r>
+          <m:t>n</m:t>
+        </m:r>
+      </m:oMath>
+      <w:r>
+        <w:t xml:space="preserve">:</w:t>
+      </w:r>
+    </w:p>
+    <w:p>
+      <w:pPr>
+        <w:pStyle w:val="BodyText"/>
+      </w:pPr>
+      <m:oMathPara>
+        <m:oMathParaPr>
+          <m:jc m:val="center"/>
+        </m:oMathParaPr>
+        <m:oMath>
+          <m:eqArr>
+            <m:e>
+              <m:sSub>
+                <m:e>
+                  <m:r>
+                    <m:t>s</m:t>
+                  </m:r>
+                </m:e>
+                <m:sub>
+                  <m:r>
+                    <m:t>n</m:t>
+                  </m:r>
+                  <m:r>
+                    <m:rPr>
+                      <m:sty m:val="p"/>
+                    </m:rPr>
+                    <m:t>+</m:t>
+                  </m:r>
+                  <m:r>
+                    <m:t>1</m:t>
+                  </m:r>
+                </m:sub>
+              </m:sSub>
+              <m:r>
+                <m:t>&amp;</m:t>
+              </m:r>
+              <m:r>
+                <m:rPr>
+                  <m:sty m:val="p"/>
+                </m:rPr>
+                <m:t>=</m:t>
+              </m:r>
+              <m:sSub>
+                <m:e>
+                  <m:r>
+                    <m:t>s</m:t>
+                  </m:r>
+                </m:e>
+                <m:sub>
+                  <m:r>
+                    <m:t>n</m:t>
+                  </m:r>
+                </m:sub>
+              </m:sSub>
+              <m:r>
+                <m:rPr>
+                  <m:sty m:val="p"/>
+                </m:rPr>
+                <m:t>+</m:t>
+              </m:r>
+              <m:sSub>
+                <m:e>
+                  <m:r>
+                    <m:t>a</m:t>
+                  </m:r>
+                </m:e>
+                <m:sub>
+                  <m:r>
+                    <m:t>n</m:t>
+                  </m:r>
+                  <m:r>
+                    <m:rPr>
+                      <m:sty m:val="p"/>
+                    </m:rPr>
+                    <m:t>+</m:t>
+                  </m:r>
+                  <m:r>
+                    <m:t>1</m:t>
+                  </m:r>
+                </m:sub>
+              </m:sSub>
+              <m:r>
+                <m:t>&amp;</m:t>
+              </m:r>
+              <m:r>
+                <m:t>&amp;</m:t>
+              </m:r>
+              <m:r>
+                <m:rPr>
+                  <m:nor/>
+                  <m:sty m:val="p"/>
+                </m:rPr>
+                <m:t>(definition of </m:t>
+              </m:r>
+              <m:sSub>
+                <m:e>
+                  <m:r>
+                    <m:t>s</m:t>
+                  </m:r>
+                </m:e>
+                <m:sub>
+                  <m:r>
+                    <m:t>n</m:t>
+                  </m:r>
+                  <m:r>
+                    <m:rPr>
+                      <m:sty m:val="p"/>
+                    </m:rPr>
+                    <m:t>+</m:t>
+                  </m:r>
+                  <m:r>
+                    <m:t>1</m:t>
+                  </m:r>
+                </m:sub>
+              </m:sSub>
+              <m:r>
+                <m:rPr>
+                  <m:nor/>
+                  <m:sty m:val="p"/>
+                </m:rPr>
+                <m:t>)</m:t>
+              </m:r>
+            </m:e>
+            <m:e>
+              <m:r>
+                <m:t>&amp;</m:t>
+              </m:r>
+              <m:r>
+                <m:rPr>
+                  <m:sty m:val="p"/>
+                </m:rPr>
+                <m:t>≥</m:t>
+              </m:r>
+              <m:sSub>
+                <m:e>
+                  <m:r>
+                    <m:t>s</m:t>
+                  </m:r>
+                </m:e>
+                <m:sub>
+                  <m:r>
+                    <m:t>n</m:t>
+                  </m:r>
+                </m:sub>
+              </m:sSub>
+              <m:r>
+                <m:t>&amp;</m:t>
+              </m:r>
+              <m:r>
+                <m:t>&amp;</m:t>
+              </m:r>
+              <m:r>
+                <m:rPr>
+                  <m:nor/>
+                  <m:sty m:val="p"/>
+                </m:rPr>
+                <m:t>(</m:t>
+              </m:r>
+              <m:sSub>
+                <m:e>
+                  <m:r>
+                    <m:t>a</m:t>
+                  </m:r>
+                </m:e>
+                <m:sub>
+                  <m:r>
+                    <m:t>n</m:t>
+                  </m:r>
+                  <m:r>
+                    <m:rPr>
+                      <m:sty m:val="p"/>
+                    </m:rPr>
+                    <m:t>+</m:t>
+                  </m:r>
+                  <m:r>
+                    <m:t>1</m:t>
+                  </m:r>
+                </m:sub>
+              </m:sSub>
+              <m:r>
+                <m:rPr>
+                  <m:sty m:val="p"/>
+                </m:rPr>
+                <m:t>≥</m:t>
+              </m:r>
+              <m:r>
+                <m:t>0</m:t>
+              </m:r>
+              <m:r>
+                <m:rPr>
+                  <m:nor/>
+                  <m:sty m:val="p"/>
+                </m:rPr>
+                <m:t>)</m:t>
+              </m:r>
+            </m:e>
+          </m:eqArr>
+        </m:oMath>
+      </m:oMathPara>
+    </w:p>
+    <w:p>
+      <w:pPr>
+        <w:pStyle w:val="FirstParagraph"/>
+      </w:pPr>
+      <w:r>
+        <w:t xml:space="preserve">If some partial sum</w:t>
+      </w:r>
+      <w:r>
+        <w:t xml:space="preserve"> </w:t>
+      </w:r>
+      <m:oMath>
+        <m:sSub>
+          <m:e>
+            <m:r>
+              <m:t>s</m:t>
+            </m:r>
+          </m:e>
+          <m:sub>
+            <m:r>
+              <m:t>N</m:t>
+            </m:r>
+          </m:sub>
+        </m:sSub>
+      </m:oMath>
+      <w:r>
+        <w:t xml:space="preserve"> </w:t>
+      </w:r>
+      <w:r>
+        <w:t xml:space="preserve">is</w:t>
+      </w:r>
+      <w:r>
+        <w:t xml:space="preserve"> </w:t>
+      </w:r>
+      <m:oMath>
+        <m:r>
+          <m:rPr>
+            <m:sty m:val="p"/>
+          </m:rPr>
+          <m:t>∞</m:t>
+        </m:r>
+      </m:oMath>
+      <w:r>
+        <w:t xml:space="preserve">,</w:t>
+      </w:r>
+      <w:r>
+        <w:t xml:space="preserve"> </w:t>
+      </w:r>
+      <w:r>
+        <w:t xml:space="preserve">then</w:t>
+      </w:r>
+      <w:r>
+        <w:t xml:space="preserve"> </w:t>
+      </w:r>
+      <m:oMath>
+        <m:sSub>
+          <m:e>
+            <m:r>
+              <m:t>s</m:t>
+            </m:r>
+          </m:e>
+          <m:sub>
+            <m:r>
+              <m:t>n</m:t>
+            </m:r>
+          </m:sub>
+        </m:sSub>
+        <m:r>
+          <m:rPr>
+            <m:sty m:val="p"/>
+          </m:rPr>
+          <m:t>=</m:t>
+        </m:r>
+        <m:r>
+          <m:rPr>
+            <m:sty m:val="p"/>
+          </m:rPr>
+          <m:t>∞</m:t>
+        </m:r>
+      </m:oMath>
+      <w:r>
+        <w:t xml:space="preserve"> </w:t>
+      </w:r>
+      <w:r>
+        <w:t xml:space="preserve">for every</w:t>
+      </w:r>
+      <w:r>
+        <w:t xml:space="preserve"> </w:t>
+      </w:r>
+      <m:oMath>
+        <m:r>
+          <m:t>n</m:t>
+        </m:r>
+        <m:r>
+          <m:rPr>
+            <m:sty m:val="p"/>
+          </m:rPr>
+          <m:t>≥</m:t>
+        </m:r>
+        <m:r>
+          <m:t>N</m:t>
+        </m:r>
+      </m:oMath>
+      <w:r>
+        <w:t xml:space="preserve">,</w:t>
+      </w:r>
+      <w:r>
+        <w:t xml:space="preserve"> </w:t>
+      </w:r>
+      <w:r>
+        <w:t xml:space="preserve">so the limit is</w:t>
+      </w:r>
+      <w:r>
+        <w:t xml:space="preserve"> </w:t>
+      </w:r>
+      <m:oMath>
+        <m:r>
+          <m:rPr>
+            <m:sty m:val="p"/>
+          </m:rPr>
+          <m:t>∞</m:t>
+        </m:r>
+      </m:oMath>
+      <w:r>
+        <w:t xml:space="preserve">.</w:t>
+      </w:r>
+      <w:r>
+        <w:t xml:space="preserve"> </w:t>
+      </w:r>
+      <w:r>
+        <w:t xml:space="preserve">Otherwise, the partial sums form a non-decreasing sequence of</w:t>
+      </w:r>
+      <w:r>
+        <w:t xml:space="preserve"> </w:t>
+      </w:r>
+      <w:hyperlink r:id="rId59">
+        <w:r>
+          <w:rPr>
+            <w:rStyle w:val="Hyperlink"/>
+          </w:rPr>
+          <w:t xml:space="preserve">real numbers</w:t>
+        </w:r>
+      </w:hyperlink>
+      <w:r>
+        <w:t xml:space="preserve">.</w:t>
+      </w:r>
+      <w:r>
+        <w:t xml:space="preserve"> </w:t>
+      </w:r>
+      <w:r>
+        <w:t xml:space="preserve">If that sequence is</w:t>
+      </w:r>
+      <w:r>
+        <w:t xml:space="preserve"> </w:t>
+      </w:r>
+      <w:hyperlink r:id="rId60">
+        <w:r>
+          <w:rPr>
+            <w:rStyle w:val="Hyperlink"/>
+          </w:rPr>
+          <w:t xml:space="preserve">bounded above</w:t>
+        </w:r>
+      </w:hyperlink>
+      <w:r>
+        <w:t xml:space="preserve">,</w:t>
+      </w:r>
+      <w:r>
+        <w:t xml:space="preserve"> </w:t>
+      </w:r>
+      <w:r>
+        <w:t xml:space="preserve">it</w:t>
+      </w:r>
+      <w:r>
+        <w:t xml:space="preserve"> </w:t>
+      </w:r>
+      <w:hyperlink w:anchor="def-convergent-sequence">
+        <w:r>
+          <w:rPr>
+            <w:rStyle w:val="Hyperlink"/>
+          </w:rPr>
+          <w:t xml:space="preserve">converges</w:t>
+        </w:r>
+      </w:hyperlink>
+      <w:r>
+        <w:t xml:space="preserve"> </w:t>
+      </w:r>
+      <w:r>
+        <w:t xml:space="preserve">to a finite number</w:t>
+      </w:r>
+      <w:r>
+        <w:t xml:space="preserve"> </w:t>
+      </w:r>
+      <w:r>
+        <w:t xml:space="preserve">[9]</w:t>
+      </w:r>
+      <w:r>
+        <w:t xml:space="preserve">.</w:t>
+      </w:r>
+      <w:r>
+        <w:t xml:space="preserve"> </w:t>
+      </w:r>
+      <w:r>
+        <w:t xml:space="preserve">If it is not bounded above,</w:t>
+      </w:r>
+      <w:r>
+        <w:t xml:space="preserve"> </w:t>
+      </w:r>
+      <w:r>
+        <w:t xml:space="preserve">then for every number</w:t>
+      </w:r>
+      <w:r>
+        <w:t xml:space="preserve"> </w:t>
+      </w:r>
+      <m:oMath>
+        <m:r>
+          <m:t>M</m:t>
+        </m:r>
+      </m:oMath>
+      <w:r>
+        <w:t xml:space="preserve"> </w:t>
+      </w:r>
+      <w:r>
+        <w:t xml:space="preserve">some</w:t>
+      </w:r>
+      <w:r>
+        <w:t xml:space="preserve"> </w:t>
+      </w:r>
+      <m:oMath>
+        <m:sSub>
+          <m:e>
+            <m:r>
+              <m:t>s</m:t>
+            </m:r>
+          </m:e>
+          <m:sub>
+            <m:r>
+              <m:t>N</m:t>
+            </m:r>
+          </m:sub>
+        </m:sSub>
+      </m:oMath>
+      <w:r>
+        <w:t xml:space="preserve"> </w:t>
+      </w:r>
+      <w:r>
+        <w:t xml:space="preserve">exceeds</w:t>
+      </w:r>
+      <w:r>
+        <w:t xml:space="preserve"> </w:t>
+      </w:r>
+      <m:oMath>
+        <m:r>
+          <m:t>M</m:t>
+        </m:r>
+      </m:oMath>
+      <w:r>
+        <w:t xml:space="preserve">,</w:t>
+      </w:r>
+      <w:r>
+        <w:t xml:space="preserve"> </w:t>
+      </w:r>
+      <w:r>
+        <w:t xml:space="preserve">and so does every later</w:t>
+      </w:r>
+      <w:r>
+        <w:t xml:space="preserve"> </w:t>
+      </w:r>
+      <m:oMath>
+        <m:sSub>
+          <m:e>
+            <m:r>
+              <m:t>s</m:t>
+            </m:r>
+          </m:e>
+          <m:sub>
+            <m:r>
+              <m:t>n</m:t>
+            </m:r>
+          </m:sub>
+        </m:sSub>
+        <m:r>
+          <m:rPr>
+            <m:sty m:val="p"/>
+          </m:rPr>
+          <m:t>≥</m:t>
+        </m:r>
+        <m:sSub>
+          <m:e>
+            <m:r>
+              <m:t>s</m:t>
+            </m:r>
+          </m:e>
+          <m:sub>
+            <m:r>
+              <m:t>N</m:t>
+            </m:r>
+          </m:sub>
+        </m:sSub>
+      </m:oMath>
+      <w:r>
+        <w:t xml:space="preserve">;</w:t>
+      </w:r>
+      <w:r>
+        <w:t xml:space="preserve"> </w:t>
+      </w:r>
+      <w:r>
+        <w:t xml:space="preserve">the limit is</w:t>
+      </w:r>
+      <w:r>
+        <w:t xml:space="preserve"> </w:t>
+      </w:r>
+      <m:oMath>
+        <m:r>
+          <m:rPr>
+            <m:sty m:val="p"/>
+          </m:rPr>
+          <m:t>∞</m:t>
+        </m:r>
+      </m:oMath>
+      <w:r>
+        <w:t xml:space="preserve">.</w:t>
+      </w:r>
+    </w:p>
+    <w:bookmarkEnd w:id="61"/>
+    <w:bookmarkStart w:id="146" w:name="exponentials-and-logarithms"/>
+    <w:p>
+      <w:pPr>
+        <w:pStyle w:val="Heading2"/>
+      </w:pPr>
+      <w:r>
+        <w:t xml:space="preserve">5 Exponentials and Logarithms</w:t>
+      </w:r>
+    </w:p>
+    <w:bookmarkStart w:id="62" w:name="def-exponential-function"/>
+    <w:p>
+      <w:pPr>
+        <w:pStyle w:val="FirstParagraph"/>
+      </w:pPr>
+      <w:r>
+        <w:rPr>
+          <w:b/>
+          <w:bCs/>
+        </w:rPr>
+        <w:t xml:space="preserve">Definition 20 (Exponential function)</w:t>
       </w:r>
       <w:r>
         <w:t xml:space="preserve"> </w:t>
@@ -9957,7 +13272,7 @@
         <w:t xml:space="preserve"> </w:t>
       </w:r>
       <w:r>
-        <w:t xml:space="preserve">[8]</w:t>
+        <w:t xml:space="preserve">[10]</w:t>
       </w:r>
       <w:r>
         <w:t xml:space="preserve"> </w:t>
@@ -10393,8 +13708,8 @@
         <w:t xml:space="preserve">, and it is positive.</w:t>
       </w:r>
     </w:p>
-    <w:bookmarkEnd w:id="50"/>
-    <w:bookmarkStart w:id="51" w:name="exm-exponential-function"/>
+    <w:bookmarkEnd w:id="62"/>
+    <w:bookmarkStart w:id="63" w:name="exm-exponential-function"/>
     <w:p>
       <w:pPr>
         <w:pStyle w:val="BodyText"/>
@@ -10404,7 +13719,7 @@
           <w:b/>
           <w:bCs/>
         </w:rPr>
-        <w:t xml:space="preserve">Example 10 (Approximating</w:t>
+        <w:t xml:space="preserve">Example 13 (Approximating</w:t>
       </w:r>
       <w:r>
         <w:rPr>
@@ -10970,8 +14285,8 @@
         <w:t xml:space="preserve">.</w:t>
       </w:r>
     </w:p>
-    <w:bookmarkEnd w:id="51"/>
-    <w:bookmarkStart w:id="52" w:name="def-euler-number"/>
+    <w:bookmarkEnd w:id="63"/>
+    <w:bookmarkStart w:id="64" w:name="def-euler-number"/>
     <w:p>
       <w:pPr>
         <w:pStyle w:val="BodyText"/>
@@ -10981,7 +14296,7 @@
           <w:b/>
           <w:bCs/>
         </w:rPr>
-        <w:t xml:space="preserve">Definition 18 (Euler’s number)</w:t>
+        <w:t xml:space="preserve">Definition 21 (Euler’s number)</w:t>
       </w:r>
       <w:r>
         <w:t xml:space="preserve"> </w:t>
@@ -10997,7 +14312,7 @@
         <w:t xml:space="preserve"> </w:t>
       </w:r>
       <w:r>
-        <w:t xml:space="preserve">[9]</w:t>
+        <w:t xml:space="preserve">[11]</w:t>
       </w:r>
       <w:r>
         <w:t xml:space="preserve"> </w:t>
@@ -11080,8 +14395,8 @@
         </m:oMath>
       </m:oMathPara>
     </w:p>
-    <w:bookmarkEnd w:id="52"/>
-    <w:bookmarkStart w:id="54" w:name="exm-euler-number"/>
+    <w:bookmarkEnd w:id="64"/>
+    <w:bookmarkStart w:id="66" w:name="exm-euler-number"/>
     <w:p>
       <w:pPr>
         <w:pStyle w:val="FirstParagraph"/>
@@ -11091,7 +14406,7 @@
           <w:b/>
           <w:bCs/>
         </w:rPr>
-        <w:t xml:space="preserve">Example 11 (Euler’s number is irrational)</w:t>
+        <w:t xml:space="preserve">Example 14 (Euler’s number is irrational)</w:t>
       </w:r>
       <w:r>
         <w:t xml:space="preserve"> </w:t>
@@ -11125,7 +14440,7 @@
       <w:r>
         <w:t xml:space="preserve"> </w:t>
       </w:r>
-      <w:hyperlink r:id="rId53">
+      <w:hyperlink r:id="rId65">
         <w:r>
           <w:rPr>
             <w:rStyle w:val="Hyperlink"/>
@@ -11228,14 +14543,14 @@
         <w:t xml:space="preserve"> </w:t>
       </w:r>
       <w:r>
-        <w:t xml:space="preserve">[9]</w:t>
+        <w:t xml:space="preserve">[11]</w:t>
       </w:r>
       <w:r>
         <w:t xml:space="preserve">.</w:t>
       </w:r>
     </w:p>
-    <w:bookmarkEnd w:id="54"/>
-    <w:bookmarkStart w:id="56" w:name="def-natural-log"/>
+    <w:bookmarkEnd w:id="66"/>
+    <w:bookmarkStart w:id="68" w:name="def-natural-log"/>
     <w:p>
       <w:pPr>
         <w:pStyle w:val="BodyText"/>
@@ -11245,7 +14560,7 @@
           <w:b/>
           <w:bCs/>
         </w:rPr>
-        <w:t xml:space="preserve">Definition 19 (Natural logarithm)</w:t>
+        <w:t xml:space="preserve">Definition 22 (Natural logarithm)</w:t>
       </w:r>
       <w:r>
         <w:t xml:space="preserve"> </w:t>
@@ -11340,7 +14655,7 @@
         <w:t xml:space="preserve"> </w:t>
       </w:r>
       <w:r>
-        <w:t xml:space="preserve">[10]</w:t>
+        <w:t xml:space="preserve">[12]</w:t>
       </w:r>
       <w:r>
         <w:t xml:space="preserve">,</w:t>
@@ -11502,7 +14817,7 @@
       <w:r>
         <w:t xml:space="preserve"> </w:t>
       </w:r>
-      <w:hyperlink r:id="rId55">
+      <w:hyperlink r:id="rId67">
         <w:r>
           <w:rPr>
             <w:rStyle w:val="Hyperlink"/>
@@ -11538,15 +14853,15 @@
           <w:rPr>
             <w:rStyle w:val="Hyperlink"/>
           </w:rPr>
-          <w:t xml:space="preserve">Definition 17</w:t>
+          <w:t xml:space="preserve">Definition 20</w:t>
         </w:r>
       </w:hyperlink>
       <w:r>
         <w:t xml:space="preserve">).</w:t>
       </w:r>
     </w:p>
-    <w:bookmarkEnd w:id="56"/>
-    <w:bookmarkStart w:id="57" w:name="rem-log-notation"/>
+    <w:bookmarkEnd w:id="68"/>
+    <w:bookmarkStart w:id="69" w:name="rem-log-notation"/>
     <w:p>
       <w:pPr>
         <w:pStyle w:val="BodyText"/>
@@ -11625,7 +14940,7 @@
           <w:rPr>
             <w:rStyle w:val="Hyperlink"/>
           </w:rPr>
-          <w:t xml:space="preserve">Definition 18</w:t>
+          <w:t xml:space="preserve">Definition 21</w:t>
         </w:r>
       </w:hyperlink>
       <w:r>
@@ -11635,7 +14950,7 @@
         <w:t xml:space="preserve"> </w:t>
       </w:r>
       <w:r>
-        <w:t xml:space="preserve">[11]</w:t>
+        <w:t xml:space="preserve">[13]</w:t>
       </w:r>
       <w:r>
         <w:t xml:space="preserve">.</w:t>
@@ -11693,8 +15008,8 @@
         <w:t xml:space="preserve">for the logarithm with base 10.</w:t>
       </w:r>
     </w:p>
-    <w:bookmarkEnd w:id="57"/>
-    <w:bookmarkStart w:id="58" w:name="exm-natural-log"/>
+    <w:bookmarkEnd w:id="69"/>
+    <w:bookmarkStart w:id="70" w:name="exm-natural-log"/>
     <w:p>
       <w:pPr>
         <w:pStyle w:val="BodyText"/>
@@ -11704,7 +15019,7 @@
           <w:b/>
           <w:bCs/>
         </w:rPr>
-        <w:t xml:space="preserve">Example 12 (Natural logarithms)</w:t>
+        <w:t xml:space="preserve">Example 15 (Natural logarithms)</w:t>
       </w:r>
       <w:r>
         <w:t xml:space="preserve"> </w:t>
@@ -11718,7 +15033,7 @@
         <w:pStyle w:val="Compact"/>
         <w:numPr>
           <w:ilvl w:val="0"/>
-          <w:numId w:val="1008"/>
+          <w:numId w:val="1010"/>
         </w:numPr>
       </w:pPr>
       <m:oMath>
@@ -11810,7 +15125,7 @@
           <w:rPr>
             <w:rStyle w:val="Hyperlink"/>
           </w:rPr>
-          <w:t xml:space="preserve">Example 10</w:t>
+          <w:t xml:space="preserve">Example 13</w:t>
         </w:r>
       </w:hyperlink>
       <w:r>
@@ -11822,7 +15137,7 @@
         <w:pStyle w:val="Compact"/>
         <w:numPr>
           <w:ilvl w:val="0"/>
-          <w:numId w:val="1008"/>
+          <w:numId w:val="1010"/>
         </w:numPr>
       </w:pPr>
       <m:oMath>
@@ -11914,7 +15229,7 @@
           <w:rPr>
             <w:rStyle w:val="Hyperlink"/>
           </w:rPr>
-          <w:t xml:space="preserve">Definition 18</w:t>
+          <w:t xml:space="preserve">Definition 21</w:t>
         </w:r>
       </w:hyperlink>
       <w:r>
@@ -11926,7 +15241,7 @@
         <w:pStyle w:val="Compact"/>
         <w:numPr>
           <w:ilvl w:val="0"/>
-          <w:numId w:val="1008"/>
+          <w:numId w:val="1010"/>
         </w:numPr>
       </w:pPr>
       <m:oMath>
@@ -12067,8 +15382,8 @@
         <w:t xml:space="preserve">.</w:t>
       </w:r>
     </w:p>
-    <w:bookmarkEnd w:id="58"/>
-    <w:bookmarkStart w:id="61" w:name="def-real-power"/>
+    <w:bookmarkEnd w:id="70"/>
+    <w:bookmarkStart w:id="73" w:name="def-real-power"/>
     <w:p>
       <w:pPr>
         <w:pStyle w:val="FirstParagraph"/>
@@ -12078,7 +15393,7 @@
           <w:b/>
           <w:bCs/>
         </w:rPr>
-        <w:t xml:space="preserve">Definition 20 (Power with a real exponent)</w:t>
+        <w:t xml:space="preserve">Definition 23 (Power with a real exponent)</w:t>
       </w:r>
       <w:r>
         <w:t xml:space="preserve"> </w:t>
@@ -12250,7 +15565,7 @@
       <w:r>
         <w:t xml:space="preserve"> </w:t>
       </w:r>
-      <w:hyperlink r:id="rId59">
+      <w:hyperlink r:id="rId71">
         <w:r>
           <w:rPr>
             <w:rStyle w:val="Hyperlink"/>
@@ -12267,7 +15582,7 @@
       <w:r>
         <w:t xml:space="preserve"> </w:t>
       </w:r>
-      <w:hyperlink r:id="rId60">
+      <w:hyperlink r:id="rId72">
         <w:r>
           <w:rPr>
             <w:rStyle w:val="Hyperlink"/>
@@ -12279,8 +15594,8 @@
         <w:t xml:space="preserve">.</w:t>
       </w:r>
     </w:p>
-    <w:bookmarkEnd w:id="61"/>
-    <w:bookmarkStart w:id="63" w:name="exm-real-power"/>
+    <w:bookmarkEnd w:id="73"/>
+    <w:bookmarkStart w:id="75" w:name="exm-real-power"/>
     <w:p>
       <w:pPr>
         <w:pStyle w:val="BodyText"/>
@@ -12290,7 +15605,7 @@
           <w:b/>
           <w:bCs/>
         </w:rPr>
-        <w:t xml:space="preserve">Example 13 (Real powers, and</w:t>
+        <w:t xml:space="preserve">Example 16 (Real powers, and</w:t>
       </w:r>
       <w:r>
         <w:rPr>
@@ -12331,7 +15646,7 @@
       <w:pPr>
         <w:numPr>
           <w:ilvl w:val="0"/>
-          <w:numId w:val="1009"/>
+          <w:numId w:val="1011"/>
         </w:numPr>
       </w:pPr>
       <m:oMath>
@@ -12585,7 +15900,7 @@
       <w:r>
         <w:t xml:space="preserve"> </w:t>
       </w:r>
-      <w:hyperlink r:id="rId59">
+      <w:hyperlink r:id="rId71">
         <w:r>
           <w:rPr>
             <w:rStyle w:val="Hyperlink"/>
@@ -12601,7 +15916,7 @@
       <w:pPr>
         <w:numPr>
           <w:ilvl w:val="0"/>
-          <w:numId w:val="1009"/>
+          <w:numId w:val="1011"/>
         </w:numPr>
       </w:pPr>
       <m:oMath>
@@ -12772,7 +16087,7 @@
       <w:r>
         <w:t xml:space="preserve">(</w:t>
       </w:r>
-      <w:hyperlink r:id="rId62">
+      <w:hyperlink r:id="rId74">
         <w:r>
           <w:rPr>
             <w:rStyle w:val="Hyperlink"/>
@@ -12788,7 +16103,7 @@
       <w:pPr>
         <w:numPr>
           <w:ilvl w:val="0"/>
-          <w:numId w:val="1009"/>
+          <w:numId w:val="1011"/>
         </w:numPr>
       </w:pPr>
       <w:r>
@@ -12824,7 +16139,7 @@
           <w:rPr>
             <w:rStyle w:val="Hyperlink"/>
           </w:rPr>
-          <w:t xml:space="preserve">Definition 18</w:t>
+          <w:t xml:space="preserve">Definition 21</w:t>
         </w:r>
       </w:hyperlink>
       <w:r>
@@ -12937,7 +16252,7 @@
                   <m:nor/>
                   <m:sty m:val="p"/>
                 </m:rPr>
-                <m:t>Definition 20</m:t>
+                <m:t>Definition 23</m:t>
               </m:r>
               <m:r>
                 <m:rPr>
@@ -13088,7 +16403,7 @@
                   <m:nor/>
                   <m:sty m:val="p"/>
                 </m:rPr>
-                <m:t>Example 12</m:t>
+                <m:t>Example 15</m:t>
               </m:r>
               <m:r>
                 <m:rPr>
@@ -13235,8 +16550,8 @@
         <w:t xml:space="preserve">are two names for the same number.</w:t>
       </w:r>
     </w:p>
-    <w:bookmarkEnd w:id="63"/>
-    <w:bookmarkStart w:id="65" w:name="def-power-nonpositive-base"/>
+    <w:bookmarkEnd w:id="75"/>
+    <w:bookmarkStart w:id="77" w:name="def-power-nonpositive-base"/>
     <w:p>
       <w:pPr>
         <w:pStyle w:val="FirstParagraph"/>
@@ -13246,12 +16561,12 @@
           <w:b/>
           <w:bCs/>
         </w:rPr>
-        <w:t xml:space="preserve">Definition 21 (Real powers of zero and of negative numbers)</w:t>
-      </w:r>
-      <w:r>
-        <w:t xml:space="preserve"> </w:t>
-      </w:r>
-      <w:hyperlink r:id="rId59">
+        <w:t xml:space="preserve">Definition 24 (Real powers of zero and of negative numbers)</w:t>
+      </w:r>
+      <w:r>
+        <w:t xml:space="preserve"> </w:t>
+      </w:r>
+      <w:hyperlink r:id="rId71">
         <w:r>
           <w:rPr>
             <w:rStyle w:val="Hyperlink"/>
@@ -13265,7 +16580,7 @@
       <w:r>
         <w:t xml:space="preserve"> </w:t>
       </w:r>
-      <w:hyperlink r:id="rId60">
+      <w:hyperlink r:id="rId72">
         <w:r>
           <w:rPr>
             <w:rStyle w:val="Hyperlink"/>
@@ -13287,7 +16602,7 @@
           <w:rPr>
             <w:rStyle w:val="Hyperlink"/>
           </w:rPr>
-          <w:t xml:space="preserve">Definition 20</w:t>
+          <w:t xml:space="preserve">Definition 23</w:t>
         </w:r>
       </w:hyperlink>
       <w:r>
@@ -13354,7 +16669,7 @@
         <w:pStyle w:val="Compact"/>
         <w:numPr>
           <w:ilvl w:val="0"/>
-          <w:numId w:val="1010"/>
+          <w:numId w:val="1012"/>
         </w:numPr>
       </w:pPr>
       <w:r>
@@ -13442,7 +16757,7 @@
       <w:r>
         <w:t xml:space="preserve"> </w:t>
       </w:r>
-      <w:hyperlink r:id="rId59">
+      <w:hyperlink r:id="rId71">
         <w:r>
           <w:rPr>
             <w:rStyle w:val="Hyperlink"/>
@@ -13459,7 +16774,7 @@
         <w:pStyle w:val="Compact"/>
         <w:numPr>
           <w:ilvl w:val="0"/>
-          <w:numId w:val="1010"/>
+          <w:numId w:val="1012"/>
         </w:numPr>
       </w:pPr>
       <w:r>
@@ -13525,7 +16840,7 @@
       <w:r>
         <w:t xml:space="preserve"> </w:t>
       </w:r>
-      <w:hyperlink r:id="rId64">
+      <w:hyperlink r:id="rId76">
         <w:r>
           <w:rPr>
             <w:rStyle w:val="Hyperlink"/>
@@ -13545,7 +16860,7 @@
       <w:r>
         <w:t xml:space="preserve"> </w:t>
       </w:r>
-      <w:hyperlink r:id="rId59">
+      <w:hyperlink r:id="rId71">
         <w:r>
           <w:rPr>
             <w:rStyle w:val="Hyperlink"/>
@@ -13562,7 +16877,7 @@
       <w:r>
         <w:t xml:space="preserve"> </w:t>
       </w:r>
-      <w:hyperlink r:id="rId60">
+      <w:hyperlink r:id="rId72">
         <w:r>
           <w:rPr>
             <w:rStyle w:val="Hyperlink"/>
@@ -13637,8 +16952,8 @@
         <w:t xml:space="preserve">is undefined.</w:t>
       </w:r>
     </w:p>
-    <w:bookmarkEnd w:id="65"/>
-    <w:bookmarkStart w:id="66" w:name="exm-power-nonpositive-base"/>
+    <w:bookmarkEnd w:id="77"/>
+    <w:bookmarkStart w:id="78" w:name="exm-power-nonpositive-base"/>
     <w:p>
       <w:pPr>
         <w:pStyle w:val="FirstParagraph"/>
@@ -13648,7 +16963,7 @@
           <w:b/>
           <w:bCs/>
         </w:rPr>
-        <w:t xml:space="preserve">Example 14 (Powers of zero and of negative numbers)</w:t>
+        <w:t xml:space="preserve">Example 17 (Powers of zero and of negative numbers)</w:t>
       </w:r>
       <w:r>
         <w:t xml:space="preserve"> </w:t>
@@ -13662,7 +16977,7 @@
         <w:pStyle w:val="Compact"/>
         <w:numPr>
           <w:ilvl w:val="0"/>
-          <w:numId w:val="1011"/>
+          <w:numId w:val="1013"/>
         </w:numPr>
       </w:pPr>
       <m:oMath>
@@ -13731,7 +17046,7 @@
       <w:r>
         <w:t xml:space="preserve">(</w:t>
       </w:r>
-      <w:hyperlink r:id="rId62">
+      <w:hyperlink r:id="rId74">
         <w:r>
           <w:rPr>
             <w:rStyle w:val="Hyperlink"/>
@@ -13748,7 +17063,7 @@
         <w:pStyle w:val="Compact"/>
         <w:numPr>
           <w:ilvl w:val="0"/>
-          <w:numId w:val="1011"/>
+          <w:numId w:val="1013"/>
         </w:numPr>
       </w:pPr>
       <m:oMath>
@@ -13884,7 +17199,7 @@
         <w:pStyle w:val="Compact"/>
         <w:numPr>
           <w:ilvl w:val="0"/>
-          <w:numId w:val="1011"/>
+          <w:numId w:val="1013"/>
         </w:numPr>
       </w:pPr>
       <m:oMath>
@@ -14021,8 +17336,8 @@
         <w:t xml:space="preserve">.</w:t>
       </w:r>
     </w:p>
-    <w:bookmarkEnd w:id="66"/>
-    <w:bookmarkStart w:id="67" w:name="thm-exp-log-inverse"/>
+    <w:bookmarkEnd w:id="78"/>
+    <w:bookmarkStart w:id="79" w:name="thm-exp-log-inverse"/>
     <w:p>
       <w:pPr>
         <w:pStyle w:val="FirstParagraph"/>
@@ -14097,7 +17412,7 @@
         <w:pStyle w:val="Compact"/>
         <w:numPr>
           <w:ilvl w:val="0"/>
-          <w:numId w:val="1012"/>
+          <w:numId w:val="1014"/>
         </w:numPr>
       </w:pPr>
       <w:r>
@@ -14193,7 +17508,7 @@
         <w:pStyle w:val="Compact"/>
         <w:numPr>
           <w:ilvl w:val="0"/>
-          <w:numId w:val="1012"/>
+          <w:numId w:val="1014"/>
         </w:numPr>
       </w:pPr>
       <w:r>
@@ -14288,8 +17603,8 @@
         <w:t xml:space="preserve">.</w:t>
       </w:r>
     </w:p>
-    <w:bookmarkEnd w:id="67"/>
-    <w:bookmarkStart w:id="68" w:name="thm-log-prod"/>
+    <w:bookmarkEnd w:id="79"/>
+    <w:bookmarkStart w:id="80" w:name="thm-log-prod"/>
     <w:p>
       <w:pPr>
         <w:pStyle w:val="FirstParagraph"/>
@@ -14459,8 +17774,8 @@
         </m:oMath>
       </m:oMathPara>
     </w:p>
-    <w:bookmarkEnd w:id="68"/>
-    <w:bookmarkStart w:id="69" w:name="cor-log-quot"/>
+    <w:bookmarkEnd w:id="80"/>
+    <w:bookmarkStart w:id="81" w:name="cor-log-quot"/>
     <w:p>
       <w:pPr>
         <w:pStyle w:val="FirstParagraph"/>
@@ -14633,7 +17948,7 @@
         </m:oMath>
       </m:oMathPara>
     </w:p>
-    <w:bookmarkEnd w:id="69"/>
+    <w:bookmarkEnd w:id="81"/>
     <w:p>
       <w:pPr>
         <w:pStyle w:val="FirstParagraph"/>
@@ -15188,7 +18503,7 @@
         <w:t xml:space="preserve">.</w:t>
       </w:r>
     </w:p>
-    <w:bookmarkStart w:id="70" w:name="thm-log-exp"/>
+    <w:bookmarkStart w:id="82" w:name="thm-log-exp"/>
     <w:p>
       <w:pPr>
         <w:pStyle w:val="BodyText"/>
@@ -15340,8 +18655,8 @@
         </m:oMath>
       </m:oMathPara>
     </w:p>
-    <w:bookmarkEnd w:id="70"/>
-    <w:bookmarkStart w:id="71" w:name="thm-exp-sum"/>
+    <w:bookmarkEnd w:id="82"/>
+    <w:bookmarkStart w:id="83" w:name="thm-exp-sum"/>
     <w:p>
       <w:pPr>
         <w:pStyle w:val="FirstParagraph"/>
@@ -15482,8 +18797,8 @@
         </m:oMath>
       </m:oMathPara>
     </w:p>
-    <w:bookmarkEnd w:id="71"/>
-    <w:bookmarkStart w:id="72" w:name="exm-exp-sum"/>
+    <w:bookmarkEnd w:id="83"/>
+    <w:bookmarkStart w:id="84" w:name="exm-exp-sum"/>
     <w:p>
       <w:pPr>
         <w:pStyle w:val="FirstParagraph"/>
@@ -15493,7 +18808,7 @@
           <w:b/>
           <w:bCs/>
         </w:rPr>
-        <w:t xml:space="preserve">Example 15 (Exponential of a sum)</w:t>
+        <w:t xml:space="preserve">Example 18 (Exponential of a sum)</w:t>
       </w:r>
       <w:r>
         <w:t xml:space="preserve"> </w:t>
@@ -15724,8 +19039,8 @@
         <w:t xml:space="preserve">.</w:t>
       </w:r>
     </w:p>
-    <w:bookmarkEnd w:id="72"/>
-    <w:bookmarkStart w:id="73" w:name="cor-exp-sum"/>
+    <w:bookmarkEnd w:id="84"/>
+    <w:bookmarkStart w:id="85" w:name="cor-exp-sum"/>
     <w:p>
       <w:pPr>
         <w:pStyle w:val="BodyText"/>
@@ -15867,8 +19182,8 @@
         </m:oMath>
       </m:oMathPara>
     </w:p>
-    <w:bookmarkEnd w:id="73"/>
-    <w:bookmarkStart w:id="74" w:name="exm-exp-difference"/>
+    <w:bookmarkEnd w:id="85"/>
+    <w:bookmarkStart w:id="86" w:name="exm-exp-difference"/>
     <w:p>
       <w:pPr>
         <w:pStyle w:val="FirstParagraph"/>
@@ -15878,7 +19193,7 @@
           <w:b/>
           <w:bCs/>
         </w:rPr>
-        <w:t xml:space="preserve">Example 16 (Exponential of a difference)</w:t>
+        <w:t xml:space="preserve">Example 19 (Exponential of a difference)</w:t>
       </w:r>
       <w:r>
         <w:t xml:space="preserve"> </w:t>
@@ -16115,8 +19430,8 @@
         <w:t xml:space="preserve">.</w:t>
       </w:r>
     </w:p>
-    <w:bookmarkEnd w:id="74"/>
-    <w:bookmarkStart w:id="75" w:name="thm-power-one"/>
+    <w:bookmarkEnd w:id="86"/>
+    <w:bookmarkStart w:id="87" w:name="thm-power-one"/>
     <w:p>
       <w:pPr>
         <w:pStyle w:val="BodyText"/>
@@ -16269,8 +19584,8 @@
         </m:oMath>
       </m:oMathPara>
     </w:p>
-    <w:bookmarkEnd w:id="75"/>
-    <w:bookmarkStart w:id="76" w:name="thm-power-sum"/>
+    <w:bookmarkEnd w:id="87"/>
+    <w:bookmarkStart w:id="88" w:name="thm-power-sum"/>
     <w:p>
       <w:pPr>
         <w:pStyle w:val="FirstParagraph"/>
@@ -16414,8 +19729,8 @@
         </m:oMath>
       </m:oMathPara>
     </w:p>
-    <w:bookmarkEnd w:id="76"/>
-    <w:bookmarkStart w:id="77" w:name="exm-power-sum"/>
+    <w:bookmarkEnd w:id="88"/>
+    <w:bookmarkStart w:id="89" w:name="exm-power-sum"/>
     <w:p>
       <w:pPr>
         <w:pStyle w:val="FirstParagraph"/>
@@ -16425,7 +19740,7 @@
           <w:b/>
           <w:bCs/>
         </w:rPr>
-        <w:t xml:space="preserve">Example 17 (Power of a sum)</w:t>
+        <w:t xml:space="preserve">Example 20 (Power of a sum)</w:t>
       </w:r>
       <w:r>
         <w:t xml:space="preserve"> </w:t>
@@ -16667,8 +19982,8 @@
         </m:oMath>
       </m:oMathPara>
     </w:p>
-    <w:bookmarkEnd w:id="77"/>
-    <w:bookmarkStart w:id="80" w:name="thm-power-product"/>
+    <w:bookmarkEnd w:id="89"/>
+    <w:bookmarkStart w:id="92" w:name="thm-power-product"/>
     <w:p>
       <w:pPr>
         <w:pStyle w:val="FirstParagraph"/>
@@ -16946,7 +20261,7 @@
       <w:r>
         <w:t xml:space="preserve"> </w:t>
       </w:r>
-      <w:hyperlink r:id="rId78">
+      <w:hyperlink r:id="rId90">
         <w:r>
           <w:rPr>
             <w:rStyle w:val="Hyperlink"/>
@@ -16963,7 +20278,7 @@
       <w:r>
         <w:t xml:space="preserve"> </w:t>
       </w:r>
-      <w:hyperlink r:id="rId79">
+      <w:hyperlink r:id="rId91">
         <w:r>
           <w:rPr>
             <w:rStyle w:val="Hyperlink"/>
@@ -16975,8 +20290,8 @@
         <w:t xml:space="preserve">.</w:t>
       </w:r>
     </w:p>
-    <w:bookmarkEnd w:id="80"/>
-    <w:bookmarkStart w:id="81" w:name="exm-power-product"/>
+    <w:bookmarkEnd w:id="92"/>
+    <w:bookmarkStart w:id="93" w:name="exm-power-product"/>
     <w:p>
       <w:pPr>
         <w:pStyle w:val="BodyText"/>
@@ -16986,7 +20301,7 @@
           <w:b/>
           <w:bCs/>
         </w:rPr>
-        <w:t xml:space="preserve">Example 18 (Power of a product)</w:t>
+        <w:t xml:space="preserve">Example 21 (Power of a product)</w:t>
       </w:r>
       <w:r>
         <w:t xml:space="preserve"> </w:t>
@@ -17240,8 +20555,8 @@
         </m:oMath>
       </m:oMathPara>
     </w:p>
-    <w:bookmarkEnd w:id="81"/>
-    <w:bookmarkStart w:id="82" w:name="thm-double-exp"/>
+    <w:bookmarkEnd w:id="93"/>
+    <w:bookmarkStart w:id="94" w:name="thm-double-exp"/>
     <w:p>
       <w:pPr>
         <w:pStyle w:val="FirstParagraph"/>
@@ -17441,8 +20756,8 @@
         </m:oMath>
       </m:oMathPara>
     </w:p>
-    <w:bookmarkEnd w:id="82"/>
-    <w:bookmarkStart w:id="83" w:name="exm-double-exp-negative-base"/>
+    <w:bookmarkEnd w:id="94"/>
+    <w:bookmarkStart w:id="95" w:name="exm-double-exp-negative-base"/>
     <w:p>
       <w:pPr>
         <w:pStyle w:val="FirstParagraph"/>
@@ -17452,7 +20767,7 @@
           <w:b/>
           <w:bCs/>
         </w:rPr>
-        <w:t xml:space="preserve">Example 19 (A negative base)</w:t>
+        <w:t xml:space="preserve">Example 22 (A negative base)</w:t>
       </w:r>
       <w:r>
         <w:t xml:space="preserve"> </w:t>
@@ -18127,8 +21442,8 @@
         <w:t xml:space="preserve">is not even a real number.</w:t>
       </w:r>
     </w:p>
-    <w:bookmarkEnd w:id="83"/>
-    <w:bookmarkStart w:id="84" w:name="cor-exp-ab"/>
+    <w:bookmarkEnd w:id="95"/>
+    <w:bookmarkStart w:id="96" w:name="cor-exp-ab"/>
     <w:p>
       <w:pPr>
         <w:pStyle w:val="BodyText"/>
@@ -18297,8 +21612,8 @@
         </m:oMath>
       </m:oMathPara>
     </w:p>
-    <w:bookmarkEnd w:id="84"/>
-    <w:bookmarkStart w:id="89" w:name="rem-tarski-identities"/>
+    <w:bookmarkEnd w:id="96"/>
+    <w:bookmarkStart w:id="101" w:name="rem-tarski-identities"/>
     <w:p>
       <w:pPr>
         <w:pStyle w:val="FirstParagraph"/>
@@ -18344,7 +21659,7 @@
         <w:t xml:space="preserve"> </w:t>
       </w:r>
       <w:r>
-        <w:t xml:space="preserve">[12]</w:t>
+        <w:t xml:space="preserve">[14]</w:t>
       </w:r>
       <w:r>
         <w:t xml:space="preserve">:</w:t>
@@ -18355,7 +21670,7 @@
         <w:pStyle w:val="Compact"/>
         <w:numPr>
           <w:ilvl w:val="0"/>
-          <w:numId w:val="1013"/>
+          <w:numId w:val="1015"/>
         </w:numPr>
       </w:pPr>
       <w:r>
@@ -18367,7 +21682,7 @@
       <w:r>
         <w:t xml:space="preserve">(</w:t>
       </w:r>
-      <w:hyperlink r:id="rId85">
+      <w:hyperlink r:id="rId97">
         <w:r>
           <w:rPr>
             <w:rStyle w:val="Hyperlink"/>
@@ -18381,7 +21696,7 @@
       <w:r>
         <w:t xml:space="preserve"> </w:t>
       </w:r>
-      <w:hyperlink r:id="rId86">
+      <w:hyperlink r:id="rId98">
         <w:r>
           <w:rPr>
             <w:rStyle w:val="Hyperlink"/>
@@ -18398,7 +21713,7 @@
         <w:pStyle w:val="Compact"/>
         <w:numPr>
           <w:ilvl w:val="0"/>
-          <w:numId w:val="1013"/>
+          <w:numId w:val="1015"/>
         </w:numPr>
       </w:pPr>
       <w:r>
@@ -18416,7 +21731,7 @@
       <w:r>
         <w:t xml:space="preserve">(</w:t>
       </w:r>
-      <w:hyperlink r:id="rId87">
+      <w:hyperlink r:id="rId99">
         <w:r>
           <w:rPr>
             <w:rStyle w:val="Hyperlink"/>
@@ -18430,7 +21745,7 @@
       <w:r>
         <w:t xml:space="preserve"> </w:t>
       </w:r>
-      <w:hyperlink r:id="rId78">
+      <w:hyperlink r:id="rId90">
         <w:r>
           <w:rPr>
             <w:rStyle w:val="Hyperlink"/>
@@ -18444,7 +21759,7 @@
       <w:r>
         <w:t xml:space="preserve"> </w:t>
       </w:r>
-      <w:hyperlink r:id="rId79">
+      <w:hyperlink r:id="rId91">
         <w:r>
           <w:rPr>
             <w:rStyle w:val="Hyperlink"/>
@@ -18458,7 +21773,7 @@
       <w:r>
         <w:t xml:space="preserve"> </w:t>
       </w:r>
-      <w:hyperlink r:id="rId88">
+      <w:hyperlink r:id="rId100">
         <w:r>
           <w:rPr>
             <w:rStyle w:val="Hyperlink"/>
@@ -18475,7 +21790,7 @@
         <w:pStyle w:val="Compact"/>
         <w:numPr>
           <w:ilvl w:val="0"/>
-          <w:numId w:val="1013"/>
+          <w:numId w:val="1015"/>
         </w:numPr>
       </w:pPr>
       <m:oMath>
@@ -18593,8 +21908,8 @@
         <w:t xml:space="preserve">).</w:t>
       </w:r>
     </w:p>
-    <w:bookmarkEnd w:id="89"/>
-    <w:bookmarkStart w:id="90" w:name="rem-tarski-incomplete"/>
+    <w:bookmarkEnd w:id="101"/>
+    <w:bookmarkStart w:id="102" w:name="rem-tarski-incomplete"/>
     <w:p>
       <w:pPr>
         <w:pStyle w:val="FirstParagraph"/>
@@ -18691,8 +22006,8 @@
         <w:t xml:space="preserve">So this list is a useful core, not a complete rulebook.</w:t>
       </w:r>
     </w:p>
-    <w:bookmarkEnd w:id="90"/>
-    <w:bookmarkStart w:id="91" w:name="def-contour-line"/>
+    <w:bookmarkEnd w:id="102"/>
+    <w:bookmarkStart w:id="103" w:name="def-contour-line"/>
     <w:p>
       <w:pPr>
         <w:pStyle w:val="BodyText"/>
@@ -18702,7 +22017,7 @@
           <w:b/>
           <w:bCs/>
         </w:rPr>
-        <w:t xml:space="preserve">Definition 22 (Contour line)</w:t>
+        <w:t xml:space="preserve">Definition 25 (Contour line)</w:t>
       </w:r>
       <w:r>
         <w:t xml:space="preserve"> </w:t>
@@ -18783,7 +22098,7 @@
         <w:t xml:space="preserve"> </w:t>
       </w:r>
       <w:r>
-        <w:t xml:space="preserve">[13]</w:t>
+        <w:t xml:space="preserve">[15]</w:t>
       </w:r>
       <w:r>
         <w:t xml:space="preserve"> </w:t>
@@ -18939,8 +22254,8 @@
         </m:oMath>
       </m:oMathPara>
     </w:p>
-    <w:bookmarkEnd w:id="91"/>
-    <w:bookmarkStart w:id="92" w:name="exm-contour-line"/>
+    <w:bookmarkEnd w:id="103"/>
+    <w:bookmarkStart w:id="104" w:name="exm-contour-line"/>
     <w:p>
       <w:pPr>
         <w:pStyle w:val="FirstParagraph"/>
@@ -18950,7 +22265,7 @@
           <w:b/>
           <w:bCs/>
         </w:rPr>
-        <w:t xml:space="preserve">Example 20 (Contour lines of a bowl)</w:t>
+        <w:t xml:space="preserve">Example 23 (Contour lines of a bowl)</w:t>
       </w:r>
       <w:r>
         <w:t xml:space="preserve"> </w:t>
@@ -19504,8 +22819,8 @@
         <w:t xml:space="preserve">.</w:t>
       </w:r>
     </w:p>
-    <w:bookmarkEnd w:id="92"/>
-    <w:bookmarkStart w:id="93" w:name="rem-contour-line-surface"/>
+    <w:bookmarkEnd w:id="104"/>
+    <w:bookmarkStart w:id="105" w:name="rem-contour-line-surface"/>
     <w:p>
       <w:pPr>
         <w:pStyle w:val="BodyText"/>
@@ -19602,8 +22917,8 @@
         <w:t xml:space="preserve">.</w:t>
       </w:r>
     </w:p>
-    <w:bookmarkEnd w:id="93"/>
-    <w:bookmarkStart w:id="94" w:name="exr-exp-vs-mult"/>
+    <w:bookmarkEnd w:id="105"/>
+    <w:bookmarkStart w:id="106" w:name="exr-exp-vs-mult"/>
     <w:p>
       <w:pPr>
         <w:pStyle w:val="BodyText"/>
@@ -19687,8 +23002,8 @@
         <w:t xml:space="preserve">?</w:t>
       </w:r>
     </w:p>
-    <w:bookmarkEnd w:id="94"/>
-    <w:bookmarkStart w:id="95" w:name="sol-exp-vs-mult"/>
+    <w:bookmarkEnd w:id="106"/>
+    <w:bookmarkStart w:id="107" w:name="sol-exp-vs-mult"/>
     <w:p>
       <w:pPr>
         <w:pStyle w:val="BodyText"/>
@@ -19812,7 +23127,7 @@
           <w:rPr>
             <w:rStyle w:val="Hyperlink"/>
           </w:rPr>
-          <w:t xml:space="preserve">Definition 21</w:t>
+          <w:t xml:space="preserve">Definition 24</w:t>
         </w:r>
       </w:hyperlink>
       <w:r>
@@ -19864,7 +23179,7 @@
       <w:pPr>
         <w:numPr>
           <w:ilvl w:val="0"/>
-          <w:numId w:val="1014"/>
+          <w:numId w:val="1016"/>
         </w:numPr>
       </w:pPr>
       <m:oMath>
@@ -19900,7 +23215,7 @@
       <w:pPr>
         <w:numPr>
           <w:ilvl w:val="0"/>
-          <w:numId w:val="1014"/>
+          <w:numId w:val="1016"/>
         </w:numPr>
       </w:pPr>
       <m:oMath>
@@ -20109,7 +23424,7 @@
       <w:pPr>
         <w:numPr>
           <w:ilvl w:val="0"/>
-          <w:numId w:val="1014"/>
+          <w:numId w:val="1016"/>
         </w:numPr>
       </w:pPr>
       <m:oMath>
@@ -20651,7 +23966,7 @@
       <w:pPr>
         <w:numPr>
           <w:ilvl w:val="0"/>
-          <w:numId w:val="1014"/>
+          <w:numId w:val="1016"/>
         </w:numPr>
       </w:pPr>
       <m:oMath>
@@ -20930,7 +24245,7 @@
       <w:pPr>
         <w:numPr>
           <w:ilvl w:val="0"/>
-          <w:numId w:val="1014"/>
+          <w:numId w:val="1016"/>
         </w:numPr>
       </w:pPr>
       <m:oMath>
@@ -21531,7 +24846,7 @@
         <w:t xml:space="preserve">cases.</w:t>
       </w:r>
     </w:p>
-    <w:bookmarkEnd w:id="95"/>
+    <w:bookmarkEnd w:id="107"/>
     <w:tbl>
       <w:tblPr>
         <w:tblStyle w:val="Table"/>
@@ -21545,7 +24860,7 @@
       <w:tr>
         <w:tc>
           <w:tcPr/>
-          <w:bookmarkStart w:id="96" w:name="fig-double-exponential"/>
+          <w:bookmarkStart w:id="108" w:name="fig-double-exponential"/>
           <w:p>
             <w:pPr>
               <w:pStyle w:val="Compact"/>
@@ -21612,7 +24927,7 @@
               </m:sSup>
             </m:oMath>
           </w:p>
-          <w:bookmarkEnd w:id="96"/>
+          <w:bookmarkEnd w:id="108"/>
         </w:tc>
       </w:tr>
     </w:tbl>
@@ -21630,7 +24945,7 @@
       <w:tr>
         <w:tc>
           <w:tcPr/>
-          <w:bookmarkStart w:id="97" w:name="fig-double-exponential2"/>
+          <w:bookmarkStart w:id="109" w:name="fig-double-exponential2"/>
           <w:p>
             <w:pPr>
               <w:pStyle w:val="Compact"/>
@@ -21815,11 +25130,11 @@
               <w:t xml:space="preserve">.</w:t>
             </w:r>
           </w:p>
-          <w:bookmarkEnd w:id="97"/>
+          <w:bookmarkEnd w:id="109"/>
         </w:tc>
       </w:tr>
     </w:tbl>
-    <w:bookmarkStart w:id="98" w:name="thm-exp-vs-mult"/>
+    <w:bookmarkStart w:id="110" w:name="thm-exp-vs-mult"/>
     <w:p>
       <w:pPr>
         <w:pStyle w:val="BodyText"/>
@@ -21941,7 +25256,7 @@
           <w:rPr>
             <w:rStyle w:val="Hyperlink"/>
           </w:rPr>
-          <w:t xml:space="preserve">Definition 21</w:t>
+          <w:t xml:space="preserve">Definition 24</w:t>
         </w:r>
       </w:hyperlink>
       <w:r>
@@ -21994,7 +25309,7 @@
         <w:pStyle w:val="Compact"/>
         <w:numPr>
           <w:ilvl w:val="0"/>
-          <w:numId w:val="1015"/>
+          <w:numId w:val="1017"/>
         </w:numPr>
       </w:pPr>
       <m:oMath>
@@ -22020,7 +25335,7 @@
         <w:pStyle w:val="Compact"/>
         <w:numPr>
           <w:ilvl w:val="0"/>
-          <w:numId w:val="1015"/>
+          <w:numId w:val="1017"/>
         </w:numPr>
       </w:pPr>
       <m:oMath>
@@ -22069,7 +25384,7 @@
         <w:pStyle w:val="Compact"/>
         <w:numPr>
           <w:ilvl w:val="0"/>
-          <w:numId w:val="1015"/>
+          <w:numId w:val="1017"/>
         </w:numPr>
       </w:pPr>
       <m:oMath>
@@ -22220,7 +25535,7 @@
         <w:pStyle w:val="Compact"/>
         <w:numPr>
           <w:ilvl w:val="0"/>
-          <w:numId w:val="1015"/>
+          <w:numId w:val="1017"/>
         </w:numPr>
       </w:pPr>
       <m:oMath>
@@ -22345,7 +25660,7 @@
         <w:pStyle w:val="Compact"/>
         <w:numPr>
           <w:ilvl w:val="0"/>
-          <w:numId w:val="1015"/>
+          <w:numId w:val="1017"/>
         </w:numPr>
       </w:pPr>
       <m:oMath>
@@ -22489,7 +25804,7 @@
         <w:t xml:space="preserve">.</w:t>
       </w:r>
     </w:p>
-    <w:bookmarkEnd w:id="98"/>
+    <w:bookmarkEnd w:id="110"/>
     <w:p>
       <w:pPr>
         <w:pStyle w:val="FirstParagraph"/>
@@ -22536,7 +25851,7 @@
         <w:t xml:space="preserve">.</w:t>
       </w:r>
     </w:p>
-    <w:bookmarkStart w:id="99" w:name="exr-double-exponential"/>
+    <w:bookmarkStart w:id="111" w:name="exr-double-exponential"/>
     <w:p>
       <w:pPr>
         <w:pStyle w:val="BodyText"/>
@@ -22695,8 +26010,8 @@
         <w:t xml:space="preserve">?</w:t>
       </w:r>
     </w:p>
-    <w:bookmarkEnd w:id="99"/>
-    <w:bookmarkStart w:id="101" w:name="sol-double-exponential"/>
+    <w:bookmarkEnd w:id="111"/>
+    <w:bookmarkStart w:id="113" w:name="sol-double-exponential"/>
     <w:p>
       <w:pPr>
         <w:pStyle w:val="BodyText"/>
@@ -23121,7 +26436,7 @@
       <w:pPr>
         <w:pStyle w:val="BodyText"/>
       </w:pPr>
-      <w:bookmarkStart w:id="100" w:name="eq-double-exp-log-scale"/>
+      <w:bookmarkStart w:id="112" w:name="eq-double-exp-log-scale"/>
       <m:oMathPara>
         <m:oMathParaPr>
           <m:jc m:val="center"/>
@@ -23428,7 +26743,7 @@
           </m:r>
         </m:oMath>
       </m:oMathPara>
-      <w:bookmarkEnd w:id="100"/>
+      <w:bookmarkEnd w:id="112"/>
     </w:p>
     <w:p>
       <w:pPr>
@@ -23460,7 +26775,7 @@
         <w:pStyle w:val="Compact"/>
         <w:numPr>
           <w:ilvl w:val="0"/>
-          <w:numId w:val="1016"/>
+          <w:numId w:val="1018"/>
         </w:numPr>
       </w:pPr>
       <m:oMath>
@@ -23531,7 +26846,7 @@
         <w:pStyle w:val="Compact"/>
         <w:numPr>
           <w:ilvl w:val="0"/>
-          <w:numId w:val="1016"/>
+          <w:numId w:val="1018"/>
         </w:numPr>
       </w:pPr>
       <m:oMath>
@@ -23697,7 +27012,7 @@
           <w:rPr>
             <w:rStyle w:val="Hyperlink"/>
           </w:rPr>
-          <w:t xml:space="preserve">Definition 21</w:t>
+          <w:t xml:space="preserve">Definition 24</w:t>
         </w:r>
       </w:hyperlink>
       <w:r>
@@ -23786,7 +27101,7 @@
       <w:pPr>
         <w:numPr>
           <w:ilvl w:val="0"/>
-          <w:numId w:val="1017"/>
+          <w:numId w:val="1019"/>
         </w:numPr>
       </w:pPr>
       <w:r>
@@ -23884,7 +27199,7 @@
       <w:pPr>
         <w:numPr>
           <w:ilvl w:val="0"/>
-          <w:numId w:val="1017"/>
+          <w:numId w:val="1019"/>
         </w:numPr>
       </w:pPr>
       <w:r>
@@ -24082,7 +27397,7 @@
       <w:pPr>
         <w:numPr>
           <w:ilvl w:val="0"/>
-          <w:numId w:val="1017"/>
+          <w:numId w:val="1019"/>
         </w:numPr>
       </w:pPr>
       <w:r>
@@ -24821,8 +28136,8 @@
         </m:oMath>
       </m:oMathPara>
     </w:p>
-    <w:bookmarkEnd w:id="101"/>
-    <w:bookmarkStart w:id="102" w:name="thm-double-exponential"/>
+    <w:bookmarkEnd w:id="113"/>
+    <w:bookmarkStart w:id="114" w:name="thm-double-exponential"/>
     <w:p>
       <w:pPr>
         <w:pStyle w:val="FirstParagraph"/>
@@ -25011,7 +28326,7 @@
         <w:pStyle w:val="Compact"/>
         <w:numPr>
           <w:ilvl w:val="0"/>
-          <w:numId w:val="1018"/>
+          <w:numId w:val="1020"/>
         </w:numPr>
       </w:pPr>
       <m:oMath>
@@ -25095,7 +28410,7 @@
         <w:pStyle w:val="Compact"/>
         <w:numPr>
           <w:ilvl w:val="0"/>
-          <w:numId w:val="1018"/>
+          <w:numId w:val="1020"/>
         </w:numPr>
       </w:pPr>
       <m:oMath>
@@ -25156,7 +28471,7 @@
         <w:t xml:space="preserve">.</w:t>
       </w:r>
     </w:p>
-    <w:bookmarkEnd w:id="102"/>
+    <w:bookmarkEnd w:id="114"/>
     <w:p>
       <w:pPr>
         <w:pStyle w:val="FirstParagraph"/>
@@ -25203,8 +28518,8 @@
         <w:t xml:space="preserve">.</w:t>
       </w:r>
     </w:p>
-    <w:bookmarkStart w:id="129" w:name="refs"/>
-    <w:bookmarkStart w:id="104" w:name="ref-wikipedia_polynomial"/>
+    <w:bookmarkStart w:id="145" w:name="refs"/>
+    <w:bookmarkStart w:id="116" w:name="ref-wikipedia_polynomial"/>
     <w:p>
       <w:pPr>
         <w:pStyle w:val="Bibliography"/>
@@ -25251,7 +28566,7 @@
       <w:r>
         <w:t xml:space="preserve"> </w:t>
       </w:r>
-      <w:hyperlink r:id="rId103">
+      <w:hyperlink r:id="rId115">
         <w:r>
           <w:rPr>
             <w:rStyle w:val="Hyperlink"/>
@@ -25260,8 +28575,8 @@
         </w:r>
       </w:hyperlink>
     </w:p>
-    <w:bookmarkEnd w:id="104"/>
-    <w:bookmarkStart w:id="106" w:name="ref-wikipedia_quadratic_function"/>
+    <w:bookmarkEnd w:id="116"/>
+    <w:bookmarkStart w:id="118" w:name="ref-wikipedia_quadratic_function"/>
     <w:p>
       <w:pPr>
         <w:pStyle w:val="Bibliography"/>
@@ -25308,7 +28623,7 @@
       <w:r>
         <w:t xml:space="preserve"> </w:t>
       </w:r>
-      <w:hyperlink r:id="rId105">
+      <w:hyperlink r:id="rId117">
         <w:r>
           <w:rPr>
             <w:rStyle w:val="Hyperlink"/>
@@ -25317,8 +28632,8 @@
         </w:r>
       </w:hyperlink>
     </w:p>
-    <w:bookmarkEnd w:id="106"/>
-    <w:bookmarkStart w:id="108" w:name="ref-wikipedia_parabola"/>
+    <w:bookmarkEnd w:id="118"/>
+    <w:bookmarkStart w:id="120" w:name="ref-wikipedia_parabola"/>
     <w:p>
       <w:pPr>
         <w:pStyle w:val="Bibliography"/>
@@ -25365,7 +28680,7 @@
       <w:r>
         <w:t xml:space="preserve"> </w:t>
       </w:r>
-      <w:hyperlink r:id="rId107">
+      <w:hyperlink r:id="rId119">
         <w:r>
           <w:rPr>
             <w:rStyle w:val="Hyperlink"/>
@@ -25374,8 +28689,8 @@
         </w:r>
       </w:hyperlink>
     </w:p>
-    <w:bookmarkEnd w:id="108"/>
-    <w:bookmarkStart w:id="110" w:name="ref-wikipedia_affine_transformation"/>
+    <w:bookmarkEnd w:id="120"/>
+    <w:bookmarkStart w:id="122" w:name="ref-wikipedia_affine_transformation"/>
     <w:p>
       <w:pPr>
         <w:pStyle w:val="Bibliography"/>
@@ -25422,7 +28737,7 @@
       <w:r>
         <w:t xml:space="preserve"> </w:t>
       </w:r>
-      <w:hyperlink r:id="rId109">
+      <w:hyperlink r:id="rId121">
         <w:r>
           <w:rPr>
             <w:rStyle w:val="Hyperlink"/>
@@ -25431,8 +28746,8 @@
         </w:r>
       </w:hyperlink>
     </w:p>
-    <w:bookmarkEnd w:id="110"/>
-    <w:bookmarkStart w:id="112" w:name="ref-wikipedia_slope"/>
+    <w:bookmarkEnd w:id="122"/>
+    <w:bookmarkStart w:id="124" w:name="ref-wikipedia_slope"/>
     <w:p>
       <w:pPr>
         <w:pStyle w:val="Bibliography"/>
@@ -25479,7 +28794,7 @@
       <w:r>
         <w:t xml:space="preserve"> </w:t>
       </w:r>
-      <w:hyperlink r:id="rId111">
+      <w:hyperlink r:id="rId123">
         <w:r>
           <w:rPr>
             <w:rStyle w:val="Hyperlink"/>
@@ -25488,8 +28803,8 @@
         </w:r>
       </w:hyperlink>
     </w:p>
-    <w:bookmarkEnd w:id="112"/>
-    <w:bookmarkStart w:id="114" w:name="ref-wikipedia_linear_function"/>
+    <w:bookmarkEnd w:id="124"/>
+    <w:bookmarkStart w:id="126" w:name="ref-wikipedia_linear_function"/>
     <w:p>
       <w:pPr>
         <w:pStyle w:val="Bibliography"/>
@@ -25536,7 +28851,7 @@
       <w:r>
         <w:t xml:space="preserve"> </w:t>
       </w:r>
-      <w:hyperlink r:id="rId113">
+      <w:hyperlink r:id="rId125">
         <w:r>
           <w:rPr>
             <w:rStyle w:val="Hyperlink"/>
@@ -25545,8 +28860,8 @@
         </w:r>
       </w:hyperlink>
     </w:p>
-    <w:bookmarkEnd w:id="114"/>
-    <w:bookmarkStart w:id="116" w:name="ref-wikipedia_limit_of_a_sequence"/>
+    <w:bookmarkEnd w:id="126"/>
+    <w:bookmarkStart w:id="128" w:name="ref-wikipedia_limit_of_a_sequence"/>
     <w:p>
       <w:pPr>
         <w:pStyle w:val="Bibliography"/>
@@ -25593,7 +28908,7 @@
       <w:r>
         <w:t xml:space="preserve"> </w:t>
       </w:r>
-      <w:hyperlink r:id="rId115">
+      <w:hyperlink r:id="rId127">
         <w:r>
           <w:rPr>
             <w:rStyle w:val="Hyperlink"/>
@@ -25602,8 +28917,8 @@
         </w:r>
       </w:hyperlink>
     </w:p>
-    <w:bookmarkEnd w:id="116"/>
-    <w:bookmarkStart w:id="118" w:name="ref-wikipedia_exponential_function"/>
+    <w:bookmarkEnd w:id="128"/>
+    <w:bookmarkStart w:id="130" w:name="ref-wikipedia_series_mathematics"/>
     <w:p>
       <w:pPr>
         <w:pStyle w:val="Bibliography"/>
@@ -25624,6 +28939,120 @@
         <w:t xml:space="preserve"> </w:t>
       </w:r>
       <w:r>
+        <w:t xml:space="preserve">“Series (mathematics) —</w:t>
+      </w:r>
+      <w:r>
+        <w:t xml:space="preserve"> </w:t>
+      </w:r>
+      <w:r>
+        <w:t xml:space="preserve">Wikipedia</w:t>
+      </w:r>
+      <w:r>
+        <w:t xml:space="preserve">,</w:t>
+      </w:r>
+      <w:r>
+        <w:t xml:space="preserve"> </w:t>
+      </w:r>
+      <w:r>
+        <w:t xml:space="preserve">the free encyclopedia.”</w:t>
+      </w:r>
+      <w:r>
+        <w:t xml:space="preserve"> </w:t>
+      </w:r>
+      <w:r>
+        <w:t xml:space="preserve">2026. Available:</w:t>
+      </w:r>
+      <w:r>
+        <w:t xml:space="preserve"> </w:t>
+      </w:r>
+      <w:hyperlink r:id="rId129">
+        <w:r>
+          <w:rPr>
+            <w:rStyle w:val="Hyperlink"/>
+          </w:rPr>
+          <w:t xml:space="preserve">https://en.wikipedia.org/wiki/Series_(mathematics)</w:t>
+        </w:r>
+      </w:hyperlink>
+    </w:p>
+    <w:bookmarkEnd w:id="130"/>
+    <w:bookmarkStart w:id="132" w:name="X0550f6b86499719df0a5564f859fdf3dd90e1bc"/>
+    <w:p>
+      <w:pPr>
+        <w:pStyle w:val="Bibliography"/>
+      </w:pPr>
+      <w:r>
+        <w:t xml:space="preserve">[9]</w:t>
+      </w:r>
+      <w:r>
+        <w:t xml:space="preserve"> </w:t>
+      </w:r>
+      <w:r>
+        <w:t xml:space="preserve">	</w:t>
+      </w:r>
+      <w:r>
+        <w:t xml:space="preserve">Wikipedia contributors,</w:t>
+      </w:r>
+      <w:r>
+        <w:t xml:space="preserve"> </w:t>
+      </w:r>
+      <w:r>
+        <w:t xml:space="preserve">“Monotone convergence theorem —</w:t>
+      </w:r>
+      <w:r>
+        <w:t xml:space="preserve"> </w:t>
+      </w:r>
+      <w:r>
+        <w:t xml:space="preserve">Wikipedia</w:t>
+      </w:r>
+      <w:r>
+        <w:t xml:space="preserve">,</w:t>
+      </w:r>
+      <w:r>
+        <w:t xml:space="preserve"> </w:t>
+      </w:r>
+      <w:r>
+        <w:t xml:space="preserve">the free encyclopedia.”</w:t>
+      </w:r>
+      <w:r>
+        <w:t xml:space="preserve"> </w:t>
+      </w:r>
+      <w:r>
+        <w:t xml:space="preserve">2026. Available:</w:t>
+      </w:r>
+      <w:r>
+        <w:t xml:space="preserve"> </w:t>
+      </w:r>
+      <w:hyperlink r:id="rId131">
+        <w:r>
+          <w:rPr>
+            <w:rStyle w:val="Hyperlink"/>
+          </w:rPr>
+          <w:t xml:space="preserve">https://en.wikipedia.org/wiki/Monotone_convergence_theorem</w:t>
+        </w:r>
+      </w:hyperlink>
+    </w:p>
+    <w:bookmarkEnd w:id="132"/>
+    <w:bookmarkStart w:id="134" w:name="ref-wikipedia_exponential_function"/>
+    <w:p>
+      <w:pPr>
+        <w:pStyle w:val="Bibliography"/>
+      </w:pPr>
+      <w:r>
+        <w:t xml:space="preserve">[10]</w:t>
+      </w:r>
+      <w:r>
+        <w:t xml:space="preserve"> </w:t>
+      </w:r>
+      <w:r>
+        <w:t xml:space="preserve">	</w:t>
+      </w:r>
+      <w:r>
+        <w:t xml:space="preserve">Wikipedia contributors,</w:t>
+      </w:r>
+      <w:r>
+        <w:t xml:space="preserve"> </w:t>
+      </w:r>
+      <w:r>
         <w:t xml:space="preserve">“Exponential function —</w:t>
       </w:r>
       <w:r>
@@ -25650,7 +29079,7 @@
       <w:r>
         <w:t xml:space="preserve"> </w:t>
       </w:r>
-      <w:hyperlink r:id="rId117">
+      <w:hyperlink r:id="rId133">
         <w:r>
           <w:rPr>
             <w:rStyle w:val="Hyperlink"/>
@@ -25659,14 +29088,14 @@
         </w:r>
       </w:hyperlink>
     </w:p>
-    <w:bookmarkEnd w:id="118"/>
-    <w:bookmarkStart w:id="120" w:name="ref-wikipedia_e_mathematical_constant"/>
+    <w:bookmarkEnd w:id="134"/>
+    <w:bookmarkStart w:id="136" w:name="ref-wikipedia_e_mathematical_constant"/>
     <w:p>
       <w:pPr>
         <w:pStyle w:val="Bibliography"/>
       </w:pPr>
       <w:r>
-        <w:t xml:space="preserve">[9]</w:t>
+        <w:t xml:space="preserve">[11]</w:t>
       </w:r>
       <w:r>
         <w:t xml:space="preserve"> </w:t>
@@ -25707,7 +29136,7 @@
       <w:r>
         <w:t xml:space="preserve"> </w:t>
       </w:r>
-      <w:hyperlink r:id="rId119">
+      <w:hyperlink r:id="rId135">
         <w:r>
           <w:rPr>
             <w:rStyle w:val="Hyperlink"/>
@@ -25716,14 +29145,14 @@
         </w:r>
       </w:hyperlink>
     </w:p>
-    <w:bookmarkEnd w:id="120"/>
-    <w:bookmarkStart w:id="122" w:name="ref-wikipedia_natural_logarithm"/>
+    <w:bookmarkEnd w:id="136"/>
+    <w:bookmarkStart w:id="138" w:name="ref-wikipedia_natural_logarithm"/>
     <w:p>
       <w:pPr>
         <w:pStyle w:val="Bibliography"/>
       </w:pPr>
       <w:r>
-        <w:t xml:space="preserve">[10]</w:t>
+        <w:t xml:space="preserve">[12]</w:t>
       </w:r>
       <w:r>
         <w:t xml:space="preserve"> </w:t>
@@ -25764,7 +29193,7 @@
       <w:r>
         <w:t xml:space="preserve"> </w:t>
       </w:r>
-      <w:hyperlink r:id="rId121">
+      <w:hyperlink r:id="rId137">
         <w:r>
           <w:rPr>
             <w:rStyle w:val="Hyperlink"/>
@@ -25773,14 +29202,14 @@
         </w:r>
       </w:hyperlink>
     </w:p>
-    <w:bookmarkEnd w:id="122"/>
-    <w:bookmarkStart w:id="124" w:name="ref-wikipedia_logarithm"/>
+    <w:bookmarkEnd w:id="138"/>
+    <w:bookmarkStart w:id="140" w:name="ref-wikipedia_logarithm"/>
     <w:p>
       <w:pPr>
         <w:pStyle w:val="Bibliography"/>
       </w:pPr>
       <w:r>
-        <w:t xml:space="preserve">[11]</w:t>
+        <w:t xml:space="preserve">[13]</w:t>
       </w:r>
       <w:r>
         <w:t xml:space="preserve"> </w:t>
@@ -25821,7 +29250,7 @@
       <w:r>
         <w:t xml:space="preserve"> </w:t>
       </w:r>
-      <w:hyperlink r:id="rId123">
+      <w:hyperlink r:id="rId139">
         <w:r>
           <w:rPr>
             <w:rStyle w:val="Hyperlink"/>
@@ -25830,14 +29259,14 @@
         </w:r>
       </w:hyperlink>
     </w:p>
-    <w:bookmarkEnd w:id="124"/>
-    <w:bookmarkStart w:id="126" w:name="X5bbf2d245759a3fafc9c46669854129ba2658aa"/>
+    <w:bookmarkEnd w:id="140"/>
+    <w:bookmarkStart w:id="142" w:name="X5bbf2d245759a3fafc9c46669854129ba2658aa"/>
     <w:p>
       <w:pPr>
         <w:pStyle w:val="Bibliography"/>
       </w:pPr>
       <w:r>
-        <w:t xml:space="preserve">[12]</w:t>
+        <w:t xml:space="preserve">[14]</w:t>
       </w:r>
       <w:r>
         <w:t xml:space="preserve"> </w:t>
@@ -25878,7 +29307,7 @@
       <w:r>
         <w:t xml:space="preserve"> </w:t>
       </w:r>
-      <w:hyperlink r:id="rId125">
+      <w:hyperlink r:id="rId141">
         <w:r>
           <w:rPr>
             <w:rStyle w:val="Hyperlink"/>
@@ -25887,14 +29316,14 @@
         </w:r>
       </w:hyperlink>
     </w:p>
-    <w:bookmarkEnd w:id="126"/>
-    <w:bookmarkStart w:id="128" w:name="ref-wikipedia_contour_line"/>
+    <w:bookmarkEnd w:id="142"/>
+    <w:bookmarkStart w:id="144" w:name="ref-wikipedia_contour_line"/>
     <w:p>
       <w:pPr>
         <w:pStyle w:val="Bibliography"/>
       </w:pPr>
       <w:r>
-        <w:t xml:space="preserve">[13]</w:t>
+        <w:t xml:space="preserve">[15]</w:t>
       </w:r>
       <w:r>
         <w:t xml:space="preserve"> </w:t>
@@ -25935,7 +29364,7 @@
       <w:r>
         <w:t xml:space="preserve"> </w:t>
       </w:r>
-      <w:hyperlink r:id="rId127">
+      <w:hyperlink r:id="rId143">
         <w:r>
           <w:rPr>
             <w:rStyle w:val="Hyperlink"/>
@@ -25944,9 +29373,9 @@
         </w:r>
       </w:hyperlink>
     </w:p>
-    <w:bookmarkEnd w:id="128"/>
-    <w:bookmarkEnd w:id="129"/>
-    <w:bookmarkEnd w:id="130"/>
+    <w:bookmarkEnd w:id="144"/>
+    <w:bookmarkEnd w:id="145"/>
+    <w:bookmarkEnd w:id="146"/>
     <w:sectPr>
       <w:footnotePr>
         <w:numRestart w:val="eachSect"/>
@@ -26363,34 +29792,7 @@
     <w:abstractNumId w:val="991"/>
   </w:num>
   <w:num w:numId="1012">
-    <w:abstractNumId w:val="99411"/>
-    <w:lvlOverride w:ilvl="0">
-      <w:startOverride w:val="1"/>
-    </w:lvlOverride>
-    <w:lvlOverride w:ilvl="1">
-      <w:startOverride w:val="1"/>
-    </w:lvlOverride>
-    <w:lvlOverride w:ilvl="2">
-      <w:startOverride w:val="1"/>
-    </w:lvlOverride>
-    <w:lvlOverride w:ilvl="3">
-      <w:startOverride w:val="1"/>
-    </w:lvlOverride>
-    <w:lvlOverride w:ilvl="4">
-      <w:startOverride w:val="1"/>
-    </w:lvlOverride>
-    <w:lvlOverride w:ilvl="5">
-      <w:startOverride w:val="1"/>
-    </w:lvlOverride>
-    <w:lvlOverride w:ilvl="6">
-      <w:startOverride w:val="1"/>
-    </w:lvlOverride>
-    <w:lvlOverride w:ilvl="7">
-      <w:startOverride w:val="1"/>
-    </w:lvlOverride>
-    <w:lvlOverride w:ilvl="8">
-      <w:startOverride w:val="1"/>
-    </w:lvlOverride>
+    <w:abstractNumId w:val="991"/>
   </w:num>
   <w:num w:numId="1013">
     <w:abstractNumId w:val="991"/>
@@ -26426,34 +29828,7 @@
     </w:lvlOverride>
   </w:num>
   <w:num w:numId="1015">
-    <w:abstractNumId w:val="99411"/>
-    <w:lvlOverride w:ilvl="0">
-      <w:startOverride w:val="1"/>
-    </w:lvlOverride>
-    <w:lvlOverride w:ilvl="1">
-      <w:startOverride w:val="1"/>
-    </w:lvlOverride>
-    <w:lvlOverride w:ilvl="2">
-      <w:startOverride w:val="1"/>
-    </w:lvlOverride>
-    <w:lvlOverride w:ilvl="3">
-      <w:startOverride w:val="1"/>
-    </w:lvlOverride>
-    <w:lvlOverride w:ilvl="4">
-      <w:startOverride w:val="1"/>
-    </w:lvlOverride>
-    <w:lvlOverride w:ilvl="5">
-      <w:startOverride w:val="1"/>
-    </w:lvlOverride>
-    <w:lvlOverride w:ilvl="6">
-      <w:startOverride w:val="1"/>
-    </w:lvlOverride>
-    <w:lvlOverride w:ilvl="7">
-      <w:startOverride w:val="1"/>
-    </w:lvlOverride>
-    <w:lvlOverride w:ilvl="8">
-      <w:startOverride w:val="1"/>
-    </w:lvlOverride>
+    <w:abstractNumId w:val="991"/>
   </w:num>
   <w:num w:numId="1016">
     <w:abstractNumId w:val="99411"/>
@@ -26486,9 +29861,69 @@
     </w:lvlOverride>
   </w:num>
   <w:num w:numId="1017">
+    <w:abstractNumId w:val="99411"/>
+    <w:lvlOverride w:ilvl="0">
+      <w:startOverride w:val="1"/>
+    </w:lvlOverride>
+    <w:lvlOverride w:ilvl="1">
+      <w:startOverride w:val="1"/>
+    </w:lvlOverride>
+    <w:lvlOverride w:ilvl="2">
+      <w:startOverride w:val="1"/>
+    </w:lvlOverride>
+    <w:lvlOverride w:ilvl="3">
+      <w:startOverride w:val="1"/>
+    </w:lvlOverride>
+    <w:lvlOverride w:ilvl="4">
+      <w:startOverride w:val="1"/>
+    </w:lvlOverride>
+    <w:lvlOverride w:ilvl="5">
+      <w:startOverride w:val="1"/>
+    </w:lvlOverride>
+    <w:lvlOverride w:ilvl="6">
+      <w:startOverride w:val="1"/>
+    </w:lvlOverride>
+    <w:lvlOverride w:ilvl="7">
+      <w:startOverride w:val="1"/>
+    </w:lvlOverride>
+    <w:lvlOverride w:ilvl="8">
+      <w:startOverride w:val="1"/>
+    </w:lvlOverride>
+  </w:num>
+  <w:num w:numId="1018">
+    <w:abstractNumId w:val="99411"/>
+    <w:lvlOverride w:ilvl="0">
+      <w:startOverride w:val="1"/>
+    </w:lvlOverride>
+    <w:lvlOverride w:ilvl="1">
+      <w:startOverride w:val="1"/>
+    </w:lvlOverride>
+    <w:lvlOverride w:ilvl="2">
+      <w:startOverride w:val="1"/>
+    </w:lvlOverride>
+    <w:lvlOverride w:ilvl="3">
+      <w:startOverride w:val="1"/>
+    </w:lvlOverride>
+    <w:lvlOverride w:ilvl="4">
+      <w:startOverride w:val="1"/>
+    </w:lvlOverride>
+    <w:lvlOverride w:ilvl="5">
+      <w:startOverride w:val="1"/>
+    </w:lvlOverride>
+    <w:lvlOverride w:ilvl="6">
+      <w:startOverride w:val="1"/>
+    </w:lvlOverride>
+    <w:lvlOverride w:ilvl="7">
+      <w:startOverride w:val="1"/>
+    </w:lvlOverride>
+    <w:lvlOverride w:ilvl="8">
+      <w:startOverride w:val="1"/>
+    </w:lvlOverride>
+  </w:num>
+  <w:num w:numId="1019">
     <w:abstractNumId w:val="991"/>
   </w:num>
-  <w:num w:numId="1018">
+  <w:num w:numId="1020">
     <w:abstractNumId w:val="991"/>
   </w:num>
 </w:numbering>
